--- a/Laprak/Laporan Praktikum 7.5.docx
+++ b/Laprak/Laporan Praktikum 7.5.docx
@@ -798,66 +798,18 @@
           <w:szCs w:val="24"/>
         </w:rPr>
       </w:pPr>
-    </w:p>
-    <w:p>
-      <w:pPr>
-        <w:numPr>
-          <w:ilvl w:val="0"/>
-          <w:numId w:val="2"/>
-        </w:numPr>
-        <w:spacing w:before="100" w:beforeAutospacing="1" w:after="100" w:afterAutospacing="1" w:line="240" w:lineRule="auto"/>
+      <w:r>
         <w:rPr>
           <w:rFonts w:ascii="Times New Roman" w:eastAsia="Times New Roman" w:hAnsi="Times New Roman" w:cs="Times New Roman"/>
           <w:sz w:val="24"/>
           <w:szCs w:val="24"/>
         </w:rPr>
-      </w:pPr>
-      <w:r>
-        <w:rPr>
-          <w:rFonts w:ascii="Times New Roman" w:eastAsia="Times New Roman" w:hAnsi="Times New Roman" w:cs="Times New Roman"/>
-          <w:b/>
-          <w:bCs/>
-          <w:sz w:val="24"/>
-          <w:szCs w:val="24"/>
-        </w:rPr>
         <w:lastRenderedPageBreak/>
-        <w:t>Mengecek IPv4 laptop.</w:t>
-      </w:r>
-      <w:r>
-        <w:rPr>
-          <w:rFonts w:ascii="Times New Roman" w:eastAsia="Times New Roman" w:hAnsi="Times New Roman" w:cs="Times New Roman"/>
-          <w:sz w:val="24"/>
-          <w:szCs w:val="24"/>
-        </w:rPr>
-        <w:t xml:space="preserve"> Jalankan </w:t>
-      </w:r>
-      <w:r>
-        <w:rPr>
-          <w:rFonts w:ascii="Courier New" w:eastAsia="Times New Roman" w:hAnsi="Courier New" w:cs="Courier New"/>
-          <w:sz w:val="20"/>
-          <w:szCs w:val="20"/>
-        </w:rPr>
-        <w:t>ipconfig</w:t>
-      </w:r>
-      <w:r>
-        <w:rPr>
-          <w:rFonts w:ascii="Times New Roman" w:eastAsia="Times New Roman" w:hAnsi="Times New Roman" w:cs="Times New Roman"/>
-          <w:sz w:val="24"/>
-          <w:szCs w:val="24"/>
-        </w:rPr>
-        <w:t xml:space="preserve"> di cmd, catat IPv4 dari adapter Wi-Fi </w:t>
-      </w:r>
-      <w:r>
-        <w:rPr>
-          <w:rFonts w:ascii="Times New Roman" w:eastAsia="Times New Roman" w:hAnsi="Times New Roman" w:cs="Times New Roman"/>
-          <w:sz w:val="24"/>
-          <w:szCs w:val="24"/>
-        </w:rPr>
         <w:drawing>
-          <wp:inline distT="0" distB="0" distL="0" distR="0" wp14:anchorId="1D11CD6F" wp14:editId="00A2B80A">
-            <wp:extent cx="5163271" cy="1400370"/>
-            <wp:effectExtent l="0" t="0" r="0" b="9525"/>
-            <wp:docPr id="6" name="Picture 6"/>
+          <wp:inline distT="0" distB="0" distL="0" distR="0" wp14:anchorId="18B0A1A6" wp14:editId="664F75B3">
+            <wp:extent cx="5943600" cy="3341370"/>
+            <wp:effectExtent l="0" t="0" r="0" b="0"/>
+            <wp:docPr id="22" name="Picture 22"/>
             <wp:cNvGraphicFramePr>
               <a:graphicFrameLocks xmlns:a="http://schemas.openxmlformats.org/drawingml/2006/main" noChangeAspect="1"/>
             </wp:cNvGraphicFramePr>
@@ -877,7 +829,7 @@
                   <pic:spPr>
                     <a:xfrm>
                       <a:off x="0" y="0"/>
-                      <a:ext cx="5163271" cy="1400370"/>
+                      <a:ext cx="5943600" cy="3341370"/>
                     </a:xfrm>
                     <a:prstGeom prst="rect">
                       <a:avLst/>
@@ -889,6 +841,19 @@
           </wp:inline>
         </w:drawing>
       </w:r>
+      <w:bookmarkStart w:id="0" w:name="_GoBack"/>
+      <w:bookmarkEnd w:id="0"/>
+    </w:p>
+    <w:p>
+      <w:pPr>
+        <w:spacing w:before="100" w:beforeAutospacing="1" w:after="100" w:afterAutospacing="1" w:line="240" w:lineRule="auto"/>
+        <w:ind w:left="720"/>
+        <w:rPr>
+          <w:rFonts w:ascii="Times New Roman" w:eastAsia="Times New Roman" w:hAnsi="Times New Roman" w:cs="Times New Roman"/>
+          <w:sz w:val="24"/>
+          <w:szCs w:val="24"/>
+        </w:rPr>
+      </w:pPr>
     </w:p>
     <w:p>
       <w:pPr>
@@ -911,7 +876,7 @@
           <w:sz w:val="24"/>
           <w:szCs w:val="24"/>
         </w:rPr>
-        <w:t>Menulis kode program.</w:t>
+        <w:t>Mengecek IPv4 laptop.</w:t>
       </w:r>
       <w:r>
         <w:rPr>
@@ -919,7 +884,7 @@
           <w:sz w:val="24"/>
           <w:szCs w:val="24"/>
         </w:rPr>
-        <w:t xml:space="preserve"> Salin kode dari modul, lalu ganti </w:t>
+        <w:t xml:space="preserve"> Jalankan </w:t>
       </w:r>
       <w:r>
         <w:rPr>
@@ -927,7 +892,7 @@
           <w:sz w:val="20"/>
           <w:szCs w:val="20"/>
         </w:rPr>
-        <w:t>ssid</w:t>
+        <w:t>ipconfig</w:t>
       </w:r>
       <w:r>
         <w:rPr>
@@ -935,15 +900,7 @@
           <w:sz w:val="24"/>
           <w:szCs w:val="24"/>
         </w:rPr>
-        <w:t xml:space="preserve">, </w:t>
-      </w:r>
-      <w:r>
-        <w:rPr>
-          <w:rFonts w:ascii="Courier New" w:eastAsia="Times New Roman" w:hAnsi="Courier New" w:cs="Courier New"/>
-          <w:sz w:val="20"/>
-          <w:szCs w:val="20"/>
-        </w:rPr>
-        <w:t>password</w:t>
+        <w:t xml:space="preserve"> di cmd, catat IPv4 dari adapter Wi-Fi </w:t>
       </w:r>
       <w:r>
         <w:rPr>
@@ -951,46 +908,11 @@
           <w:sz w:val="24"/>
           <w:szCs w:val="24"/>
         </w:rPr>
-        <w:t xml:space="preserve">, dan </w:t>
-      </w:r>
-      <w:r>
-        <w:rPr>
-          <w:rFonts w:ascii="Courier New" w:eastAsia="Times New Roman" w:hAnsi="Courier New" w:cs="Courier New"/>
-          <w:sz w:val="20"/>
-          <w:szCs w:val="20"/>
-        </w:rPr>
-        <w:t>mqttServer</w:t>
-      </w:r>
-      <w:r>
-        <w:rPr>
-          <w:rFonts w:ascii="Times New Roman" w:eastAsia="Times New Roman" w:hAnsi="Times New Roman" w:cs="Times New Roman"/>
-          <w:sz w:val="24"/>
-          <w:szCs w:val="24"/>
-        </w:rPr>
-        <w:t xml:space="preserve"> (IP laptop dari langkah 2). Screenshot bagian konfigurasi kode.</w:t>
-      </w:r>
-    </w:p>
-    <w:p>
-      <w:pPr>
-        <w:spacing w:before="100" w:beforeAutospacing="1" w:after="100" w:afterAutospacing="1" w:line="240" w:lineRule="auto"/>
-        <w:ind w:left="720"/>
-        <w:rPr>
-          <w:rFonts w:ascii="Times New Roman" w:eastAsia="Times New Roman" w:hAnsi="Times New Roman" w:cs="Times New Roman"/>
-          <w:sz w:val="24"/>
-          <w:szCs w:val="24"/>
-        </w:rPr>
-      </w:pPr>
-      <w:r>
-        <w:rPr>
-          <w:rFonts w:ascii="Times New Roman" w:eastAsia="Times New Roman" w:hAnsi="Times New Roman" w:cs="Times New Roman"/>
-          <w:sz w:val="24"/>
-          <w:szCs w:val="24"/>
-        </w:rPr>
         <w:drawing>
-          <wp:inline distT="0" distB="0" distL="0" distR="0" wp14:anchorId="4135BA2F" wp14:editId="71B174C8">
-            <wp:extent cx="5943600" cy="3258820"/>
-            <wp:effectExtent l="0" t="0" r="0" b="0"/>
-            <wp:docPr id="7" name="Picture 7"/>
+          <wp:inline distT="0" distB="0" distL="0" distR="0" wp14:anchorId="1D11CD6F" wp14:editId="00A2B80A">
+            <wp:extent cx="5163271" cy="1400370"/>
+            <wp:effectExtent l="0" t="0" r="0" b="9525"/>
+            <wp:docPr id="6" name="Picture 6"/>
             <wp:cNvGraphicFramePr>
               <a:graphicFrameLocks xmlns:a="http://schemas.openxmlformats.org/drawingml/2006/main" noChangeAspect="1"/>
             </wp:cNvGraphicFramePr>
@@ -1010,7 +932,7 @@
                   <pic:spPr>
                     <a:xfrm>
                       <a:off x="0" y="0"/>
-                      <a:ext cx="5943600" cy="3258820"/>
+                      <a:ext cx="5163271" cy="1400370"/>
                     </a:xfrm>
                     <a:prstGeom prst="rect">
                       <a:avLst/>
@@ -1031,7 +953,7 @@
         </w:numPr>
         <w:spacing w:before="100" w:beforeAutospacing="1" w:after="100" w:afterAutospacing="1" w:line="240" w:lineRule="auto"/>
         <w:rPr>
-          <w:rFonts w:asciiTheme="majorBidi" w:eastAsia="Times New Roman" w:hAnsiTheme="majorBidi" w:cstheme="majorBidi"/>
+          <w:rFonts w:ascii="Times New Roman" w:eastAsia="Times New Roman" w:hAnsi="Times New Roman" w:cs="Times New Roman"/>
           <w:sz w:val="24"/>
           <w:szCs w:val="24"/>
         </w:rPr>
@@ -1044,7 +966,7 @@
           <w:sz w:val="24"/>
           <w:szCs w:val="24"/>
         </w:rPr>
-        <w:t>Membuka Serial Monitor (115200 baud).</w:t>
+        <w:t>Menulis kode program.</w:t>
       </w:r>
       <w:r>
         <w:rPr>
@@ -1052,61 +974,35 @@
           <w:sz w:val="24"/>
           <w:szCs w:val="24"/>
         </w:rPr>
-        <w:t xml:space="preserve"> </w:t>
-      </w:r>
-      <w:r>
-        <w:rPr>
-          <w:rFonts w:asciiTheme="majorBidi" w:eastAsia="Times New Roman" w:hAnsiTheme="majorBidi" w:cstheme="majorBidi"/>
-          <w:sz w:val="24"/>
-          <w:szCs w:val="24"/>
-        </w:rPr>
-        <w:t xml:space="preserve">Pastikan muncul </w:t>
-      </w:r>
-      <w:r>
-        <w:rPr>
-          <w:rFonts w:asciiTheme="majorBidi" w:eastAsia="Times New Roman" w:hAnsiTheme="majorBidi" w:cstheme="majorBidi"/>
-          <w:sz w:val="20"/>
-          <w:szCs w:val="20"/>
-        </w:rPr>
-        <w:t xml:space="preserve">Berhasil </w:t>
-      </w:r>
-      <w:proofErr w:type="gramStart"/>
-      <w:r>
-        <w:rPr>
-          <w:rFonts w:asciiTheme="majorBidi" w:eastAsia="Times New Roman" w:hAnsiTheme="majorBidi" w:cstheme="majorBidi"/>
-          <w:sz w:val="20"/>
-          <w:szCs w:val="20"/>
-        </w:rPr>
-        <w:t>Terhubung!</w:t>
-      </w:r>
-      <w:r>
-        <w:rPr>
-          <w:rFonts w:asciiTheme="majorBidi" w:eastAsia="Times New Roman" w:hAnsiTheme="majorBidi" w:cstheme="majorBidi"/>
-          <w:sz w:val="24"/>
-          <w:szCs w:val="24"/>
-        </w:rPr>
-        <w:t>,</w:t>
-      </w:r>
-      <w:proofErr w:type="gramEnd"/>
-      <w:r>
-        <w:rPr>
-          <w:rFonts w:asciiTheme="majorBidi" w:eastAsia="Times New Roman" w:hAnsiTheme="majorBidi" w:cstheme="majorBidi"/>
-          <w:sz w:val="24"/>
-          <w:szCs w:val="24"/>
-        </w:rPr>
-        <w:t xml:space="preserve"> IP NodeMCU, </w:t>
-      </w:r>
-      <w:r>
-        <w:rPr>
-          <w:rFonts w:asciiTheme="majorBidi" w:eastAsia="Times New Roman" w:hAnsiTheme="majorBidi" w:cstheme="majorBidi"/>
-          <w:sz w:val="20"/>
-          <w:szCs w:val="20"/>
-        </w:rPr>
-        <w:t>Terhubung!</w:t>
-      </w:r>
-      <w:r>
-        <w:rPr>
-          <w:rFonts w:asciiTheme="majorBidi" w:eastAsia="Times New Roman" w:hAnsiTheme="majorBidi" w:cstheme="majorBidi"/>
+        <w:t xml:space="preserve"> Salin kode dari modul, lalu ganti </w:t>
+      </w:r>
+      <w:r>
+        <w:rPr>
+          <w:rFonts w:ascii="Courier New" w:eastAsia="Times New Roman" w:hAnsi="Courier New" w:cs="Courier New"/>
+          <w:sz w:val="20"/>
+          <w:szCs w:val="20"/>
+        </w:rPr>
+        <w:t>ssid</w:t>
+      </w:r>
+      <w:r>
+        <w:rPr>
+          <w:rFonts w:ascii="Times New Roman" w:eastAsia="Times New Roman" w:hAnsi="Times New Roman" w:cs="Times New Roman"/>
+          <w:sz w:val="24"/>
+          <w:szCs w:val="24"/>
+        </w:rPr>
+        <w:t xml:space="preserve">, </w:t>
+      </w:r>
+      <w:r>
+        <w:rPr>
+          <w:rFonts w:ascii="Courier New" w:eastAsia="Times New Roman" w:hAnsi="Courier New" w:cs="Courier New"/>
+          <w:sz w:val="20"/>
+          <w:szCs w:val="20"/>
+        </w:rPr>
+        <w:t>password</w:t>
+      </w:r>
+      <w:r>
+        <w:rPr>
+          <w:rFonts w:ascii="Times New Roman" w:eastAsia="Times New Roman" w:hAnsi="Times New Roman" w:cs="Times New Roman"/>
           <w:sz w:val="24"/>
           <w:szCs w:val="24"/>
         </w:rPr>
@@ -1114,43 +1010,19 @@
       </w:r>
       <w:r>
         <w:rPr>
-          <w:rFonts w:asciiTheme="majorBidi" w:eastAsia="Times New Roman" w:hAnsiTheme="majorBidi" w:cstheme="majorBidi"/>
-          <w:sz w:val="20"/>
-          <w:szCs w:val="20"/>
-        </w:rPr>
-        <w:t>Berlangganan ke topik</w:t>
-      </w:r>
-      <w:r>
-        <w:rPr>
-          <w:rFonts w:asciiTheme="majorBidi" w:eastAsia="Times New Roman" w:hAnsiTheme="majorBidi" w:cstheme="majorBidi"/>
-          <w:sz w:val="24"/>
-          <w:szCs w:val="24"/>
-        </w:rPr>
-        <w:t xml:space="preserve"> dan </w:t>
-      </w:r>
-      <w:r>
-        <w:rPr>
-          <w:rFonts w:asciiTheme="majorBidi" w:eastAsia="Times New Roman" w:hAnsiTheme="majorBidi" w:cstheme="majorBidi"/>
-          <w:sz w:val="24"/>
-          <w:szCs w:val="24"/>
-        </w:rPr>
-        <w:t xml:space="preserve">emastikan telemetri terkirim. Pastikan muncul baris </w:t>
-      </w:r>
-      <w:r>
-        <w:rPr>
-          <w:rFonts w:asciiTheme="majorBidi" w:eastAsia="Times New Roman" w:hAnsiTheme="majorBidi" w:cstheme="majorBidi"/>
-          <w:sz w:val="20"/>
-          <w:szCs w:val="20"/>
-        </w:rPr>
-        <w:t>[TELEMETRI TERKIRIM] {...}</w:t>
-      </w:r>
-      <w:r>
-        <w:rPr>
-          <w:rFonts w:asciiTheme="majorBidi" w:eastAsia="Times New Roman" w:hAnsiTheme="majorBidi" w:cstheme="majorBidi"/>
-          <w:sz w:val="24"/>
-          <w:szCs w:val="24"/>
-        </w:rPr>
-        <w:t xml:space="preserve"> dengan nilai suhu dan kelembapan. </w:t>
+          <w:rFonts w:ascii="Courier New" w:eastAsia="Times New Roman" w:hAnsi="Courier New" w:cs="Courier New"/>
+          <w:sz w:val="20"/>
+          <w:szCs w:val="20"/>
+        </w:rPr>
+        <w:t>mqttServer</w:t>
+      </w:r>
+      <w:r>
+        <w:rPr>
+          <w:rFonts w:ascii="Times New Roman" w:eastAsia="Times New Roman" w:hAnsi="Times New Roman" w:cs="Times New Roman"/>
+          <w:sz w:val="24"/>
+          <w:szCs w:val="24"/>
+        </w:rPr>
+        <w:t xml:space="preserve"> (IP laptop dari langkah 2). Screenshot bagian konfigurasi kode.</w:t>
       </w:r>
     </w:p>
     <w:p>
@@ -1163,29 +1035,18 @@
           <w:szCs w:val="24"/>
         </w:rPr>
       </w:pPr>
-    </w:p>
-    <w:p>
-      <w:pPr>
-        <w:spacing w:before="100" w:beforeAutospacing="1" w:after="100" w:afterAutospacing="1" w:line="240" w:lineRule="auto"/>
-        <w:ind w:left="720"/>
+      <w:r>
         <w:rPr>
           <w:rFonts w:ascii="Times New Roman" w:eastAsia="Times New Roman" w:hAnsi="Times New Roman" w:cs="Times New Roman"/>
-          <w:sz w:val="24"/>
-          <w:szCs w:val="24"/>
-        </w:rPr>
-      </w:pPr>
-      <w:r>
-        <w:rPr>
-          <w:rFonts w:asciiTheme="majorBidi" w:eastAsia="Times New Roman" w:hAnsiTheme="majorBidi" w:cstheme="majorBidi"/>
           <w:sz w:val="24"/>
           <w:szCs w:val="24"/>
         </w:rPr>
         <w:lastRenderedPageBreak/>
         <w:drawing>
-          <wp:inline distT="0" distB="0" distL="0" distR="0" wp14:anchorId="50042382" wp14:editId="155E2205">
-            <wp:extent cx="5943600" cy="2378710"/>
+          <wp:inline distT="0" distB="0" distL="0" distR="0" wp14:anchorId="4135BA2F" wp14:editId="71B174C8">
+            <wp:extent cx="5943600" cy="3258820"/>
             <wp:effectExtent l="0" t="0" r="0" b="0"/>
-            <wp:docPr id="8" name="Picture 8"/>
+            <wp:docPr id="7" name="Picture 7"/>
             <wp:cNvGraphicFramePr>
               <a:graphicFrameLocks xmlns:a="http://schemas.openxmlformats.org/drawingml/2006/main" noChangeAspect="1"/>
             </wp:cNvGraphicFramePr>
@@ -1205,6 +1066,200 @@
                   <pic:spPr>
                     <a:xfrm>
                       <a:off x="0" y="0"/>
+                      <a:ext cx="5943600" cy="3258820"/>
+                    </a:xfrm>
+                    <a:prstGeom prst="rect">
+                      <a:avLst/>
+                    </a:prstGeom>
+                  </pic:spPr>
+                </pic:pic>
+              </a:graphicData>
+            </a:graphic>
+          </wp:inline>
+        </w:drawing>
+      </w:r>
+    </w:p>
+    <w:p>
+      <w:pPr>
+        <w:numPr>
+          <w:ilvl w:val="0"/>
+          <w:numId w:val="2"/>
+        </w:numPr>
+        <w:spacing w:before="100" w:beforeAutospacing="1" w:after="100" w:afterAutospacing="1" w:line="240" w:lineRule="auto"/>
+        <w:rPr>
+          <w:rFonts w:asciiTheme="majorBidi" w:eastAsia="Times New Roman" w:hAnsiTheme="majorBidi" w:cstheme="majorBidi"/>
+          <w:sz w:val="24"/>
+          <w:szCs w:val="24"/>
+        </w:rPr>
+      </w:pPr>
+      <w:r>
+        <w:rPr>
+          <w:rFonts w:ascii="Times New Roman" w:eastAsia="Times New Roman" w:hAnsi="Times New Roman" w:cs="Times New Roman"/>
+          <w:b/>
+          <w:bCs/>
+          <w:sz w:val="24"/>
+          <w:szCs w:val="24"/>
+        </w:rPr>
+        <w:t>Membuka Serial Monitor (115200 baud).</w:t>
+      </w:r>
+      <w:r>
+        <w:rPr>
+          <w:rFonts w:ascii="Times New Roman" w:eastAsia="Times New Roman" w:hAnsi="Times New Roman" w:cs="Times New Roman"/>
+          <w:sz w:val="24"/>
+          <w:szCs w:val="24"/>
+        </w:rPr>
+        <w:t xml:space="preserve"> </w:t>
+      </w:r>
+      <w:r>
+        <w:rPr>
+          <w:rFonts w:asciiTheme="majorBidi" w:eastAsia="Times New Roman" w:hAnsiTheme="majorBidi" w:cstheme="majorBidi"/>
+          <w:sz w:val="24"/>
+          <w:szCs w:val="24"/>
+        </w:rPr>
+        <w:t xml:space="preserve">Pastikan muncul </w:t>
+      </w:r>
+      <w:r>
+        <w:rPr>
+          <w:rFonts w:asciiTheme="majorBidi" w:eastAsia="Times New Roman" w:hAnsiTheme="majorBidi" w:cstheme="majorBidi"/>
+          <w:sz w:val="20"/>
+          <w:szCs w:val="20"/>
+        </w:rPr>
+        <w:t xml:space="preserve">Berhasil </w:t>
+      </w:r>
+      <w:proofErr w:type="gramStart"/>
+      <w:r>
+        <w:rPr>
+          <w:rFonts w:asciiTheme="majorBidi" w:eastAsia="Times New Roman" w:hAnsiTheme="majorBidi" w:cstheme="majorBidi"/>
+          <w:sz w:val="20"/>
+          <w:szCs w:val="20"/>
+        </w:rPr>
+        <w:t>Terhubung!</w:t>
+      </w:r>
+      <w:r>
+        <w:rPr>
+          <w:rFonts w:asciiTheme="majorBidi" w:eastAsia="Times New Roman" w:hAnsiTheme="majorBidi" w:cstheme="majorBidi"/>
+          <w:sz w:val="24"/>
+          <w:szCs w:val="24"/>
+        </w:rPr>
+        <w:t>,</w:t>
+      </w:r>
+      <w:proofErr w:type="gramEnd"/>
+      <w:r>
+        <w:rPr>
+          <w:rFonts w:asciiTheme="majorBidi" w:eastAsia="Times New Roman" w:hAnsiTheme="majorBidi" w:cstheme="majorBidi"/>
+          <w:sz w:val="24"/>
+          <w:szCs w:val="24"/>
+        </w:rPr>
+        <w:t xml:space="preserve"> IP NodeMCU, </w:t>
+      </w:r>
+      <w:r>
+        <w:rPr>
+          <w:rFonts w:asciiTheme="majorBidi" w:eastAsia="Times New Roman" w:hAnsiTheme="majorBidi" w:cstheme="majorBidi"/>
+          <w:sz w:val="20"/>
+          <w:szCs w:val="20"/>
+        </w:rPr>
+        <w:t>Terhubung!</w:t>
+      </w:r>
+      <w:r>
+        <w:rPr>
+          <w:rFonts w:asciiTheme="majorBidi" w:eastAsia="Times New Roman" w:hAnsiTheme="majorBidi" w:cstheme="majorBidi"/>
+          <w:sz w:val="24"/>
+          <w:szCs w:val="24"/>
+        </w:rPr>
+        <w:t xml:space="preserve">, dan </w:t>
+      </w:r>
+      <w:r>
+        <w:rPr>
+          <w:rFonts w:asciiTheme="majorBidi" w:eastAsia="Times New Roman" w:hAnsiTheme="majorBidi" w:cstheme="majorBidi"/>
+          <w:sz w:val="20"/>
+          <w:szCs w:val="20"/>
+        </w:rPr>
+        <w:t>Berlangganan ke topik</w:t>
+      </w:r>
+      <w:r>
+        <w:rPr>
+          <w:rFonts w:asciiTheme="majorBidi" w:eastAsia="Times New Roman" w:hAnsiTheme="majorBidi" w:cstheme="majorBidi"/>
+          <w:sz w:val="24"/>
+          <w:szCs w:val="24"/>
+        </w:rPr>
+        <w:t xml:space="preserve"> dan </w:t>
+      </w:r>
+      <w:r>
+        <w:rPr>
+          <w:rFonts w:asciiTheme="majorBidi" w:eastAsia="Times New Roman" w:hAnsiTheme="majorBidi" w:cstheme="majorBidi"/>
+          <w:sz w:val="24"/>
+          <w:szCs w:val="24"/>
+        </w:rPr>
+        <w:t xml:space="preserve">emastikan telemetri terkirim. Pastikan muncul baris </w:t>
+      </w:r>
+      <w:r>
+        <w:rPr>
+          <w:rFonts w:asciiTheme="majorBidi" w:eastAsia="Times New Roman" w:hAnsiTheme="majorBidi" w:cstheme="majorBidi"/>
+          <w:sz w:val="20"/>
+          <w:szCs w:val="20"/>
+        </w:rPr>
+        <w:t>[TELEMETRI TERKIRIM] {...}</w:t>
+      </w:r>
+      <w:r>
+        <w:rPr>
+          <w:rFonts w:asciiTheme="majorBidi" w:eastAsia="Times New Roman" w:hAnsiTheme="majorBidi" w:cstheme="majorBidi"/>
+          <w:sz w:val="24"/>
+          <w:szCs w:val="24"/>
+        </w:rPr>
+        <w:t xml:space="preserve"> dengan nilai suhu dan kelembapan. </w:t>
+      </w:r>
+    </w:p>
+    <w:p>
+      <w:pPr>
+        <w:spacing w:before="100" w:beforeAutospacing="1" w:after="100" w:afterAutospacing="1" w:line="240" w:lineRule="auto"/>
+        <w:ind w:left="720"/>
+        <w:rPr>
+          <w:rFonts w:ascii="Times New Roman" w:eastAsia="Times New Roman" w:hAnsi="Times New Roman" w:cs="Times New Roman"/>
+          <w:sz w:val="24"/>
+          <w:szCs w:val="24"/>
+        </w:rPr>
+      </w:pPr>
+    </w:p>
+    <w:p>
+      <w:pPr>
+        <w:spacing w:before="100" w:beforeAutospacing="1" w:after="100" w:afterAutospacing="1" w:line="240" w:lineRule="auto"/>
+        <w:ind w:left="720"/>
+        <w:rPr>
+          <w:rFonts w:ascii="Times New Roman" w:eastAsia="Times New Roman" w:hAnsi="Times New Roman" w:cs="Times New Roman"/>
+          <w:sz w:val="24"/>
+          <w:szCs w:val="24"/>
+        </w:rPr>
+      </w:pPr>
+      <w:r>
+        <w:rPr>
+          <w:rFonts w:asciiTheme="majorBidi" w:eastAsia="Times New Roman" w:hAnsiTheme="majorBidi" w:cstheme="majorBidi"/>
+          <w:sz w:val="24"/>
+          <w:szCs w:val="24"/>
+        </w:rPr>
+        <w:drawing>
+          <wp:inline distT="0" distB="0" distL="0" distR="0" wp14:anchorId="50042382" wp14:editId="155E2205">
+            <wp:extent cx="5943600" cy="2378710"/>
+            <wp:effectExtent l="0" t="0" r="0" b="0"/>
+            <wp:docPr id="8" name="Picture 8"/>
+            <wp:cNvGraphicFramePr>
+              <a:graphicFrameLocks xmlns:a="http://schemas.openxmlformats.org/drawingml/2006/main" noChangeAspect="1"/>
+            </wp:cNvGraphicFramePr>
+            <a:graphic xmlns:a="http://schemas.openxmlformats.org/drawingml/2006/main">
+              <a:graphicData uri="http://schemas.openxmlformats.org/drawingml/2006/picture">
+                <pic:pic xmlns:pic="http://schemas.openxmlformats.org/drawingml/2006/picture">
+                  <pic:nvPicPr>
+                    <pic:cNvPr id="1" name=""/>
+                    <pic:cNvPicPr/>
+                  </pic:nvPicPr>
+                  <pic:blipFill>
+                    <a:blip r:embed="rId13"/>
+                    <a:stretch>
+                      <a:fillRect/>
+                    </a:stretch>
+                  </pic:blipFill>
+                  <pic:spPr>
+                    <a:xfrm>
+                      <a:off x="0" y="0"/>
                       <a:ext cx="5943600" cy="2378710"/>
                     </a:xfrm>
                     <a:prstGeom prst="rect">
@@ -1276,7 +1331,7 @@
         </w:rPr>
         <w:t xml:space="preserve">Membuka Node-RED di </w:t>
       </w:r>
-      <w:hyperlink r:id="rId13" w:history="1">
+      <w:hyperlink r:id="rId14" w:history="1">
         <w:r>
           <w:rPr>
             <w:rStyle w:val="Hyperlink"/>
@@ -1331,6 +1386,7 @@
           <w:sz w:val="24"/>
           <w:szCs w:val="24"/>
         </w:rPr>
+        <w:lastRenderedPageBreak/>
         <w:t xml:space="preserve">Membuat konfigurasi server broker. Klik dua kali node </w:t>
       </w:r>
       <w:r>
@@ -1379,16 +1435,7 @@
           <w:sz w:val="24"/>
           <w:szCs w:val="24"/>
         </w:rPr>
-        <w:t xml:space="preserve"> (nama layanan di Docker Compose, </w:t>
-      </w:r>
-      <w:r>
-        <w:rPr>
-          <w:rFonts w:asciiTheme="majorBidi" w:eastAsia="Times New Roman" w:hAnsiTheme="majorBidi" w:cstheme="majorBidi"/>
-          <w:sz w:val="24"/>
-          <w:szCs w:val="24"/>
-        </w:rPr>
-        <w:lastRenderedPageBreak/>
-        <w:t xml:space="preserve">bukan </w:t>
+        <w:t xml:space="preserve"> (nama layanan di Docker Compose, bukan </w:t>
       </w:r>
       <w:r>
         <w:rPr>
@@ -1433,109 +1480,6 @@
             <wp:extent cx="5753903" cy="5087060"/>
             <wp:effectExtent l="0" t="0" r="0" b="0"/>
             <wp:docPr id="9" name="Picture 9"/>
-            <wp:cNvGraphicFramePr>
-              <a:graphicFrameLocks xmlns:a="http://schemas.openxmlformats.org/drawingml/2006/main" noChangeAspect="1"/>
-            </wp:cNvGraphicFramePr>
-            <a:graphic xmlns:a="http://schemas.openxmlformats.org/drawingml/2006/main">
-              <a:graphicData uri="http://schemas.openxmlformats.org/drawingml/2006/picture">
-                <pic:pic xmlns:pic="http://schemas.openxmlformats.org/drawingml/2006/picture">
-                  <pic:nvPicPr>
-                    <pic:cNvPr id="1" name=""/>
-                    <pic:cNvPicPr/>
-                  </pic:nvPicPr>
-                  <pic:blipFill>
-                    <a:blip r:embed="rId14"/>
-                    <a:stretch>
-                      <a:fillRect/>
-                    </a:stretch>
-                  </pic:blipFill>
-                  <pic:spPr>
-                    <a:xfrm>
-                      <a:off x="0" y="0"/>
-                      <a:ext cx="5753903" cy="5087060"/>
-                    </a:xfrm>
-                    <a:prstGeom prst="rect">
-                      <a:avLst/>
-                    </a:prstGeom>
-                  </pic:spPr>
-                </pic:pic>
-              </a:graphicData>
-            </a:graphic>
-          </wp:inline>
-        </w:drawing>
-      </w:r>
-    </w:p>
-    <w:p>
-      <w:pPr>
-        <w:numPr>
-          <w:ilvl w:val="0"/>
-          <w:numId w:val="3"/>
-        </w:numPr>
-        <w:spacing w:before="100" w:beforeAutospacing="1" w:after="100" w:afterAutospacing="1" w:line="240" w:lineRule="auto"/>
-        <w:rPr>
-          <w:rFonts w:asciiTheme="majorBidi" w:eastAsia="Times New Roman" w:hAnsiTheme="majorBidi" w:cstheme="majorBidi"/>
-          <w:sz w:val="24"/>
-          <w:szCs w:val="24"/>
-        </w:rPr>
-      </w:pPr>
-      <w:r>
-        <w:rPr>
-          <w:rFonts w:asciiTheme="majorBidi" w:eastAsia="Times New Roman" w:hAnsiTheme="majorBidi" w:cstheme="majorBidi"/>
-          <w:sz w:val="24"/>
-          <w:szCs w:val="24"/>
-        </w:rPr>
-        <w:lastRenderedPageBreak/>
-        <w:t xml:space="preserve">Mengatur topik dan format output. Isi Topic </w:t>
-      </w:r>
-      <w:r>
-        <w:rPr>
-          <w:rFonts w:asciiTheme="majorBidi" w:eastAsia="Times New Roman" w:hAnsiTheme="majorBidi" w:cstheme="majorBidi"/>
-          <w:sz w:val="20"/>
-          <w:szCs w:val="20"/>
-        </w:rPr>
-        <w:t>kampus/labiot/telemetri</w:t>
-      </w:r>
-      <w:r>
-        <w:rPr>
-          <w:rFonts w:asciiTheme="majorBidi" w:eastAsia="Times New Roman" w:hAnsiTheme="majorBidi" w:cstheme="majorBidi"/>
-          <w:sz w:val="24"/>
-          <w:szCs w:val="24"/>
-        </w:rPr>
-        <w:t xml:space="preserve">, ubah Output menjadi </w:t>
-      </w:r>
-      <w:r>
-        <w:rPr>
-          <w:rFonts w:asciiTheme="majorBidi" w:eastAsia="Times New Roman" w:hAnsiTheme="majorBidi" w:cstheme="majorBidi"/>
-          <w:sz w:val="20"/>
-          <w:szCs w:val="20"/>
-        </w:rPr>
-        <w:t>a parsed JSON object</w:t>
-      </w:r>
-      <w:r>
-        <w:rPr>
-          <w:rFonts w:asciiTheme="majorBidi" w:eastAsia="Times New Roman" w:hAnsiTheme="majorBidi" w:cstheme="majorBidi"/>
-          <w:sz w:val="24"/>
-          <w:szCs w:val="24"/>
-        </w:rPr>
-        <w:t>, lalu klik Done.</w:t>
-      </w:r>
-      <w:r>
-        <w:rPr>
-          <w:noProof/>
-        </w:rPr>
-        <w:t xml:space="preserve"> </w:t>
-      </w:r>
-      <w:r>
-        <w:rPr>
-          <w:rFonts w:asciiTheme="majorBidi" w:eastAsia="Times New Roman" w:hAnsiTheme="majorBidi" w:cstheme="majorBidi"/>
-          <w:sz w:val="24"/>
-          <w:szCs w:val="24"/>
-        </w:rPr>
-        <w:drawing>
-          <wp:inline distT="0" distB="0" distL="0" distR="0" wp14:anchorId="1E039866" wp14:editId="0811C067">
-            <wp:extent cx="4191585" cy="5039428"/>
-            <wp:effectExtent l="0" t="0" r="0" b="8890"/>
-            <wp:docPr id="10" name="Picture 10"/>
             <wp:cNvGraphicFramePr>
               <a:graphicFrameLocks xmlns:a="http://schemas.openxmlformats.org/drawingml/2006/main" noChangeAspect="1"/>
             </wp:cNvGraphicFramePr>
@@ -1555,7 +1499,7 @@
                   <pic:spPr>
                     <a:xfrm>
                       <a:off x="0" y="0"/>
-                      <a:ext cx="4191585" cy="5039428"/>
+                      <a:ext cx="5753903" cy="5087060"/>
                     </a:xfrm>
                     <a:prstGeom prst="rect">
                       <a:avLst/>
@@ -1567,14 +1511,6 @@
           </wp:inline>
         </w:drawing>
       </w:r>
-      <w:r>
-        <w:rPr>
-          <w:rFonts w:asciiTheme="majorBidi" w:eastAsia="Times New Roman" w:hAnsiTheme="majorBidi" w:cstheme="majorBidi"/>
-          <w:sz w:val="24"/>
-          <w:szCs w:val="24"/>
-        </w:rPr>
-        <w:t>.</w:t>
-      </w:r>
     </w:p>
     <w:p>
       <w:pPr>
@@ -1596,55 +1532,45 @@
           <w:szCs w:val="24"/>
         </w:rPr>
         <w:lastRenderedPageBreak/>
-        <w:t xml:space="preserve">Menambahkan node </w:t>
-      </w:r>
-      <w:r>
-        <w:rPr>
-          <w:rFonts w:asciiTheme="majorBidi" w:eastAsia="Times New Roman" w:hAnsiTheme="majorBidi" w:cstheme="majorBidi"/>
-          <w:sz w:val="20"/>
-          <w:szCs w:val="20"/>
-        </w:rPr>
-        <w:t>debug</w:t>
-      </w:r>
-      <w:r>
-        <w:rPr>
-          <w:rFonts w:asciiTheme="majorBidi" w:eastAsia="Times New Roman" w:hAnsiTheme="majorBidi" w:cstheme="majorBidi"/>
-          <w:sz w:val="24"/>
-          <w:szCs w:val="24"/>
-        </w:rPr>
-        <w:t xml:space="preserve"> dari kategori common, lalu hubungkan keluaran </w:t>
-      </w:r>
-      <w:r>
-        <w:rPr>
-          <w:rFonts w:asciiTheme="majorBidi" w:eastAsia="Times New Roman" w:hAnsiTheme="majorBidi" w:cstheme="majorBidi"/>
-          <w:sz w:val="20"/>
-          <w:szCs w:val="20"/>
-        </w:rPr>
-        <w:t>mqtt in</w:t>
-      </w:r>
-      <w:r>
-        <w:rPr>
-          <w:rFonts w:asciiTheme="majorBidi" w:eastAsia="Times New Roman" w:hAnsiTheme="majorBidi" w:cstheme="majorBidi"/>
-          <w:sz w:val="24"/>
-          <w:szCs w:val="24"/>
-        </w:rPr>
-        <w:t xml:space="preserve"> ke masukan </w:t>
-      </w:r>
-      <w:r>
-        <w:rPr>
-          <w:rFonts w:asciiTheme="majorBidi" w:eastAsia="Times New Roman" w:hAnsiTheme="majorBidi" w:cstheme="majorBidi"/>
-          <w:sz w:val="20"/>
-          <w:szCs w:val="20"/>
-        </w:rPr>
-        <w:t>debug</w:t>
-      </w:r>
-      <w:r>
-        <w:rPr>
-          <w:rFonts w:asciiTheme="majorBidi" w:eastAsia="Times New Roman" w:hAnsiTheme="majorBidi" w:cstheme="majorBidi"/>
-          <w:sz w:val="24"/>
-          <w:szCs w:val="24"/>
-        </w:rPr>
-        <w:t xml:space="preserve"> dengan menarik wire. </w:t>
+        <w:t xml:space="preserve">Mengatur topik dan format output. Isi Topic </w:t>
+      </w:r>
+      <w:r>
+        <w:rPr>
+          <w:rFonts w:asciiTheme="majorBidi" w:eastAsia="Times New Roman" w:hAnsiTheme="majorBidi" w:cstheme="majorBidi"/>
+          <w:sz w:val="20"/>
+          <w:szCs w:val="20"/>
+        </w:rPr>
+        <w:t>kampus/labiot/telemetri</w:t>
+      </w:r>
+      <w:r>
+        <w:rPr>
+          <w:rFonts w:asciiTheme="majorBidi" w:eastAsia="Times New Roman" w:hAnsiTheme="majorBidi" w:cstheme="majorBidi"/>
+          <w:sz w:val="24"/>
+          <w:szCs w:val="24"/>
+        </w:rPr>
+        <w:t xml:space="preserve">, ubah Output menjadi </w:t>
+      </w:r>
+      <w:r>
+        <w:rPr>
+          <w:rFonts w:asciiTheme="majorBidi" w:eastAsia="Times New Roman" w:hAnsiTheme="majorBidi" w:cstheme="majorBidi"/>
+          <w:sz w:val="20"/>
+          <w:szCs w:val="20"/>
+        </w:rPr>
+        <w:t>a parsed JSON object</w:t>
+      </w:r>
+      <w:r>
+        <w:rPr>
+          <w:rFonts w:asciiTheme="majorBidi" w:eastAsia="Times New Roman" w:hAnsiTheme="majorBidi" w:cstheme="majorBidi"/>
+          <w:sz w:val="24"/>
+          <w:szCs w:val="24"/>
+        </w:rPr>
+        <w:t>, lalu klik Done.</w:t>
+      </w:r>
+      <w:r>
+        <w:rPr>
+          <w:noProof/>
+        </w:rPr>
+        <w:t xml:space="preserve"> </w:t>
       </w:r>
       <w:r>
         <w:rPr>
@@ -1653,10 +1579,10 @@
           <w:szCs w:val="24"/>
         </w:rPr>
         <w:drawing>
-          <wp:inline distT="0" distB="0" distL="0" distR="0" wp14:anchorId="78F2F46C" wp14:editId="139BEC7F">
-            <wp:extent cx="5943600" cy="3162935"/>
-            <wp:effectExtent l="0" t="0" r="0" b="0"/>
-            <wp:docPr id="12" name="Picture 12"/>
+          <wp:inline distT="0" distB="0" distL="0" distR="0" wp14:anchorId="1E039866" wp14:editId="0811C067">
+            <wp:extent cx="4191585" cy="5039428"/>
+            <wp:effectExtent l="0" t="0" r="0" b="8890"/>
+            <wp:docPr id="10" name="Picture 10"/>
             <wp:cNvGraphicFramePr>
               <a:graphicFrameLocks xmlns:a="http://schemas.openxmlformats.org/drawingml/2006/main" noChangeAspect="1"/>
             </wp:cNvGraphicFramePr>
@@ -1676,7 +1602,7 @@
                   <pic:spPr>
                     <a:xfrm>
                       <a:off x="0" y="0"/>
-                      <a:ext cx="5943600" cy="3162935"/>
+                      <a:ext cx="4191585" cy="5039428"/>
                     </a:xfrm>
                     <a:prstGeom prst="rect">
                       <a:avLst/>
@@ -1688,17 +1614,14 @@
           </wp:inline>
         </w:drawing>
       </w:r>
-    </w:p>
-    <w:p>
-      <w:pPr>
-        <w:spacing w:before="100" w:beforeAutospacing="1" w:after="100" w:afterAutospacing="1" w:line="240" w:lineRule="auto"/>
-        <w:ind w:left="720"/>
-        <w:rPr>
-          <w:rFonts w:asciiTheme="majorBidi" w:eastAsia="Times New Roman" w:hAnsiTheme="majorBidi" w:cstheme="majorBidi"/>
-          <w:sz w:val="24"/>
-          <w:szCs w:val="24"/>
-        </w:rPr>
-      </w:pPr>
+      <w:r>
+        <w:rPr>
+          <w:rFonts w:asciiTheme="majorBidi" w:eastAsia="Times New Roman" w:hAnsiTheme="majorBidi" w:cstheme="majorBidi"/>
+          <w:sz w:val="24"/>
+          <w:szCs w:val="24"/>
+        </w:rPr>
+        <w:t>.</w:t>
+      </w:r>
     </w:p>
     <w:p>
       <w:pPr>
@@ -1719,7 +1642,24 @@
           <w:sz w:val="24"/>
           <w:szCs w:val="24"/>
         </w:rPr>
-        <w:t xml:space="preserve">Menekan tombol Deploy. Pastikan indikator di bawah </w:t>
+        <w:lastRenderedPageBreak/>
+        <w:t xml:space="preserve">Menambahkan node </w:t>
+      </w:r>
+      <w:r>
+        <w:rPr>
+          <w:rFonts w:asciiTheme="majorBidi" w:eastAsia="Times New Roman" w:hAnsiTheme="majorBidi" w:cstheme="majorBidi"/>
+          <w:sz w:val="20"/>
+          <w:szCs w:val="20"/>
+        </w:rPr>
+        <w:t>debug</w:t>
+      </w:r>
+      <w:r>
+        <w:rPr>
+          <w:rFonts w:asciiTheme="majorBidi" w:eastAsia="Times New Roman" w:hAnsiTheme="majorBidi" w:cstheme="majorBidi"/>
+          <w:sz w:val="24"/>
+          <w:szCs w:val="24"/>
+        </w:rPr>
+        <w:t xml:space="preserve"> dari kategori common, lalu hubungkan keluaran </w:t>
       </w:r>
       <w:r>
         <w:rPr>
@@ -1735,133 +1675,35 @@
           <w:sz w:val="24"/>
           <w:szCs w:val="24"/>
         </w:rPr>
-        <w:t xml:space="preserve"> berubah menjadi hijau bertuliskan </w:t>
-      </w:r>
-      <w:r>
-        <w:rPr>
-          <w:rFonts w:asciiTheme="majorBidi" w:eastAsia="Times New Roman" w:hAnsiTheme="majorBidi" w:cstheme="majorBidi"/>
-          <w:sz w:val="20"/>
-          <w:szCs w:val="20"/>
-        </w:rPr>
-        <w:t>connected</w:t>
-      </w:r>
-      <w:r>
-        <w:rPr>
-          <w:rFonts w:asciiTheme="majorBidi" w:eastAsia="Times New Roman" w:hAnsiTheme="majorBidi" w:cstheme="majorBidi"/>
-          <w:sz w:val="24"/>
-          <w:szCs w:val="24"/>
-        </w:rPr>
-        <w:t>. Screenshot.</w:t>
-      </w:r>
-    </w:p>
-    <w:p>
-      <w:pPr>
-        <w:numPr>
-          <w:ilvl w:val="0"/>
-          <w:numId w:val="3"/>
-        </w:numPr>
-        <w:spacing w:before="100" w:beforeAutospacing="1" w:after="100" w:afterAutospacing="1" w:line="240" w:lineRule="auto"/>
-        <w:rPr>
-          <w:rFonts w:asciiTheme="majorBidi" w:eastAsia="Times New Roman" w:hAnsiTheme="majorBidi" w:cstheme="majorBidi"/>
-          <w:sz w:val="24"/>
-          <w:szCs w:val="24"/>
-        </w:rPr>
-      </w:pPr>
-      <w:r>
-        <w:rPr>
-          <w:rFonts w:asciiTheme="majorBidi" w:eastAsia="Times New Roman" w:hAnsiTheme="majorBidi" w:cstheme="majorBidi"/>
-          <w:sz w:val="24"/>
-          <w:szCs w:val="24"/>
-        </w:rPr>
-        <w:t xml:space="preserve">Mengamati data di Debug Sidebar (ikon kumbang di sisi kanan). Pastikan objek JSON masuk setiap 4 detik, berisi </w:t>
-      </w:r>
-      <w:r>
-        <w:rPr>
-          <w:rFonts w:asciiTheme="majorBidi" w:eastAsia="Times New Roman" w:hAnsiTheme="majorBidi" w:cstheme="majorBidi"/>
-          <w:sz w:val="20"/>
-          <w:szCs w:val="20"/>
-        </w:rPr>
-        <w:t>node_id</w:t>
-      </w:r>
-      <w:r>
-        <w:rPr>
-          <w:rFonts w:asciiTheme="majorBidi" w:eastAsia="Times New Roman" w:hAnsiTheme="majorBidi" w:cstheme="majorBidi"/>
-          <w:sz w:val="24"/>
-          <w:szCs w:val="24"/>
-        </w:rPr>
-        <w:t xml:space="preserve">, </w:t>
-      </w:r>
-      <w:r>
-        <w:rPr>
-          <w:rFonts w:asciiTheme="majorBidi" w:eastAsia="Times New Roman" w:hAnsiTheme="majorBidi" w:cstheme="majorBidi"/>
-          <w:sz w:val="20"/>
-          <w:szCs w:val="20"/>
-        </w:rPr>
-        <w:t>suhu</w:t>
-      </w:r>
-      <w:r>
-        <w:rPr>
-          <w:rFonts w:asciiTheme="majorBidi" w:eastAsia="Times New Roman" w:hAnsiTheme="majorBidi" w:cstheme="majorBidi"/>
-          <w:sz w:val="24"/>
-          <w:szCs w:val="24"/>
-        </w:rPr>
-        <w:t xml:space="preserve">, </w:t>
-      </w:r>
-      <w:r>
-        <w:rPr>
-          <w:rFonts w:asciiTheme="majorBidi" w:eastAsia="Times New Roman" w:hAnsiTheme="majorBidi" w:cstheme="majorBidi"/>
-          <w:sz w:val="20"/>
-          <w:szCs w:val="20"/>
-        </w:rPr>
-        <w:t>kelembapan</w:t>
-      </w:r>
-      <w:r>
-        <w:rPr>
-          <w:rFonts w:asciiTheme="majorBidi" w:eastAsia="Times New Roman" w:hAnsiTheme="majorBidi" w:cstheme="majorBidi"/>
-          <w:sz w:val="24"/>
-          <w:szCs w:val="24"/>
-        </w:rPr>
-        <w:t xml:space="preserve">, dan </w:t>
-      </w:r>
-      <w:r>
-        <w:rPr>
-          <w:rFonts w:asciiTheme="majorBidi" w:eastAsia="Times New Roman" w:hAnsiTheme="majorBidi" w:cstheme="majorBidi"/>
-          <w:sz w:val="20"/>
-          <w:szCs w:val="20"/>
-        </w:rPr>
-        <w:t>status_led</w:t>
-      </w:r>
-      <w:r>
-        <w:rPr>
-          <w:rFonts w:asciiTheme="majorBidi" w:eastAsia="Times New Roman" w:hAnsiTheme="majorBidi" w:cstheme="majorBidi"/>
-          <w:sz w:val="24"/>
-          <w:szCs w:val="24"/>
-        </w:rPr>
-        <w:t xml:space="preserve">. </w:t>
-      </w:r>
-    </w:p>
-    <w:p>
-      <w:pPr>
-        <w:spacing w:before="100" w:beforeAutospacing="1" w:after="100" w:afterAutospacing="1" w:line="240" w:lineRule="auto"/>
-        <w:ind w:left="720"/>
-        <w:rPr>
-          <w:rFonts w:asciiTheme="majorBidi" w:eastAsia="Times New Roman" w:hAnsiTheme="majorBidi" w:cstheme="majorBidi"/>
-          <w:sz w:val="24"/>
-          <w:szCs w:val="24"/>
-        </w:rPr>
-      </w:pPr>
-      <w:r>
-        <w:rPr>
-          <w:rFonts w:asciiTheme="majorBidi" w:eastAsia="Times New Roman" w:hAnsiTheme="majorBidi" w:cstheme="majorBidi"/>
-          <w:sz w:val="24"/>
-          <w:szCs w:val="24"/>
-        </w:rPr>
-        <w:lastRenderedPageBreak/>
+        <w:t xml:space="preserve"> ke masukan </w:t>
+      </w:r>
+      <w:r>
+        <w:rPr>
+          <w:rFonts w:asciiTheme="majorBidi" w:eastAsia="Times New Roman" w:hAnsiTheme="majorBidi" w:cstheme="majorBidi"/>
+          <w:sz w:val="20"/>
+          <w:szCs w:val="20"/>
+        </w:rPr>
+        <w:t>debug</w:t>
+      </w:r>
+      <w:r>
+        <w:rPr>
+          <w:rFonts w:asciiTheme="majorBidi" w:eastAsia="Times New Roman" w:hAnsiTheme="majorBidi" w:cstheme="majorBidi"/>
+          <w:sz w:val="24"/>
+          <w:szCs w:val="24"/>
+        </w:rPr>
+        <w:t xml:space="preserve"> dengan menarik wire. </w:t>
+      </w:r>
+      <w:r>
+        <w:rPr>
+          <w:rFonts w:asciiTheme="majorBidi" w:eastAsia="Times New Roman" w:hAnsiTheme="majorBidi" w:cstheme="majorBidi"/>
+          <w:sz w:val="24"/>
+          <w:szCs w:val="24"/>
+        </w:rPr>
         <w:drawing>
-          <wp:inline distT="0" distB="0" distL="0" distR="0" wp14:anchorId="1C3161CA" wp14:editId="30A64037">
-            <wp:extent cx="2600688" cy="3705742"/>
-            <wp:effectExtent l="0" t="0" r="9525" b="9525"/>
-            <wp:docPr id="13" name="Picture 13"/>
+          <wp:inline distT="0" distB="0" distL="0" distR="0" wp14:anchorId="78F2F46C" wp14:editId="139BEC7F">
+            <wp:extent cx="5943600" cy="3162935"/>
+            <wp:effectExtent l="0" t="0" r="0" b="0"/>
+            <wp:docPr id="12" name="Picture 12"/>
             <wp:cNvGraphicFramePr>
               <a:graphicFrameLocks xmlns:a="http://schemas.openxmlformats.org/drawingml/2006/main" noChangeAspect="1"/>
             </wp:cNvGraphicFramePr>
@@ -1881,7 +1723,7 @@
                   <pic:spPr>
                     <a:xfrm>
                       <a:off x="0" y="0"/>
-                      <a:ext cx="2600688" cy="3705742"/>
+                      <a:ext cx="5943600" cy="3162935"/>
                     </a:xfrm>
                     <a:prstGeom prst="rect">
                       <a:avLst/>
@@ -1907,6 +1749,146 @@
     </w:p>
     <w:p>
       <w:pPr>
+        <w:numPr>
+          <w:ilvl w:val="0"/>
+          <w:numId w:val="3"/>
+        </w:numPr>
+        <w:spacing w:before="100" w:beforeAutospacing="1" w:after="100" w:afterAutospacing="1" w:line="240" w:lineRule="auto"/>
+        <w:rPr>
+          <w:rFonts w:asciiTheme="majorBidi" w:eastAsia="Times New Roman" w:hAnsiTheme="majorBidi" w:cstheme="majorBidi"/>
+          <w:sz w:val="24"/>
+          <w:szCs w:val="24"/>
+        </w:rPr>
+      </w:pPr>
+      <w:r>
+        <w:rPr>
+          <w:rFonts w:asciiTheme="majorBidi" w:eastAsia="Times New Roman" w:hAnsiTheme="majorBidi" w:cstheme="majorBidi"/>
+          <w:sz w:val="24"/>
+          <w:szCs w:val="24"/>
+        </w:rPr>
+        <w:t xml:space="preserve">Menekan tombol Deploy. Pastikan indikator di bawah </w:t>
+      </w:r>
+      <w:r>
+        <w:rPr>
+          <w:rFonts w:asciiTheme="majorBidi" w:eastAsia="Times New Roman" w:hAnsiTheme="majorBidi" w:cstheme="majorBidi"/>
+          <w:sz w:val="20"/>
+          <w:szCs w:val="20"/>
+        </w:rPr>
+        <w:t>mqtt in</w:t>
+      </w:r>
+      <w:r>
+        <w:rPr>
+          <w:rFonts w:asciiTheme="majorBidi" w:eastAsia="Times New Roman" w:hAnsiTheme="majorBidi" w:cstheme="majorBidi"/>
+          <w:sz w:val="24"/>
+          <w:szCs w:val="24"/>
+        </w:rPr>
+        <w:t xml:space="preserve"> berubah menjadi hijau bertuliskan </w:t>
+      </w:r>
+      <w:r>
+        <w:rPr>
+          <w:rFonts w:asciiTheme="majorBidi" w:eastAsia="Times New Roman" w:hAnsiTheme="majorBidi" w:cstheme="majorBidi"/>
+          <w:sz w:val="20"/>
+          <w:szCs w:val="20"/>
+        </w:rPr>
+        <w:t>connected</w:t>
+      </w:r>
+      <w:r>
+        <w:rPr>
+          <w:rFonts w:asciiTheme="majorBidi" w:eastAsia="Times New Roman" w:hAnsiTheme="majorBidi" w:cstheme="majorBidi"/>
+          <w:sz w:val="24"/>
+          <w:szCs w:val="24"/>
+        </w:rPr>
+        <w:t>. Screenshot.</w:t>
+      </w:r>
+    </w:p>
+    <w:p>
+      <w:pPr>
+        <w:numPr>
+          <w:ilvl w:val="0"/>
+          <w:numId w:val="3"/>
+        </w:numPr>
+        <w:spacing w:before="100" w:beforeAutospacing="1" w:after="100" w:afterAutospacing="1" w:line="240" w:lineRule="auto"/>
+        <w:rPr>
+          <w:rFonts w:asciiTheme="majorBidi" w:eastAsia="Times New Roman" w:hAnsiTheme="majorBidi" w:cstheme="majorBidi"/>
+          <w:sz w:val="24"/>
+          <w:szCs w:val="24"/>
+        </w:rPr>
+      </w:pPr>
+      <w:r>
+        <w:rPr>
+          <w:rFonts w:asciiTheme="majorBidi" w:eastAsia="Times New Roman" w:hAnsiTheme="majorBidi" w:cstheme="majorBidi"/>
+          <w:sz w:val="24"/>
+          <w:szCs w:val="24"/>
+        </w:rPr>
+        <w:t xml:space="preserve">Mengamati data di Debug Sidebar (ikon kumbang di sisi kanan). Pastikan objek JSON masuk setiap 4 detik, berisi </w:t>
+      </w:r>
+      <w:r>
+        <w:rPr>
+          <w:rFonts w:asciiTheme="majorBidi" w:eastAsia="Times New Roman" w:hAnsiTheme="majorBidi" w:cstheme="majorBidi"/>
+          <w:sz w:val="20"/>
+          <w:szCs w:val="20"/>
+        </w:rPr>
+        <w:t>node_id</w:t>
+      </w:r>
+      <w:r>
+        <w:rPr>
+          <w:rFonts w:asciiTheme="majorBidi" w:eastAsia="Times New Roman" w:hAnsiTheme="majorBidi" w:cstheme="majorBidi"/>
+          <w:sz w:val="24"/>
+          <w:szCs w:val="24"/>
+        </w:rPr>
+        <w:t xml:space="preserve">, </w:t>
+      </w:r>
+      <w:r>
+        <w:rPr>
+          <w:rFonts w:asciiTheme="majorBidi" w:eastAsia="Times New Roman" w:hAnsiTheme="majorBidi" w:cstheme="majorBidi"/>
+          <w:sz w:val="20"/>
+          <w:szCs w:val="20"/>
+        </w:rPr>
+        <w:t>suhu</w:t>
+      </w:r>
+      <w:r>
+        <w:rPr>
+          <w:rFonts w:asciiTheme="majorBidi" w:eastAsia="Times New Roman" w:hAnsiTheme="majorBidi" w:cstheme="majorBidi"/>
+          <w:sz w:val="24"/>
+          <w:szCs w:val="24"/>
+        </w:rPr>
+        <w:t xml:space="preserve">, </w:t>
+      </w:r>
+      <w:r>
+        <w:rPr>
+          <w:rFonts w:asciiTheme="majorBidi" w:eastAsia="Times New Roman" w:hAnsiTheme="majorBidi" w:cstheme="majorBidi"/>
+          <w:sz w:val="20"/>
+          <w:szCs w:val="20"/>
+        </w:rPr>
+        <w:t>kelembapan</w:t>
+      </w:r>
+      <w:r>
+        <w:rPr>
+          <w:rFonts w:asciiTheme="majorBidi" w:eastAsia="Times New Roman" w:hAnsiTheme="majorBidi" w:cstheme="majorBidi"/>
+          <w:sz w:val="24"/>
+          <w:szCs w:val="24"/>
+        </w:rPr>
+        <w:t xml:space="preserve">, dan </w:t>
+      </w:r>
+      <w:r>
+        <w:rPr>
+          <w:rFonts w:asciiTheme="majorBidi" w:eastAsia="Times New Roman" w:hAnsiTheme="majorBidi" w:cstheme="majorBidi"/>
+          <w:sz w:val="20"/>
+          <w:szCs w:val="20"/>
+        </w:rPr>
+        <w:t>status_led</w:t>
+      </w:r>
+      <w:r>
+        <w:rPr>
+          <w:rFonts w:asciiTheme="majorBidi" w:eastAsia="Times New Roman" w:hAnsiTheme="majorBidi" w:cstheme="majorBidi"/>
+          <w:sz w:val="24"/>
+          <w:szCs w:val="24"/>
+        </w:rPr>
+        <w:t xml:space="preserve">. </w:t>
+      </w:r>
+    </w:p>
+    <w:p>
+      <w:pPr>
         <w:spacing w:before="100" w:beforeAutospacing="1" w:after="100" w:afterAutospacing="1" w:line="240" w:lineRule="auto"/>
         <w:ind w:left="720"/>
         <w:rPr>
@@ -1921,774 +1903,12 @@
           <w:sz w:val="24"/>
           <w:szCs w:val="24"/>
         </w:rPr>
-        <w:t>7.5.4</w:t>
-      </w:r>
-    </w:p>
-    <w:p>
-      <w:pPr>
-        <w:spacing w:before="100" w:beforeAutospacing="1" w:after="100" w:afterAutospacing="1" w:line="240" w:lineRule="auto"/>
-        <w:rPr>
-          <w:rFonts w:ascii="Times New Roman" w:eastAsia="Times New Roman" w:hAnsi="Times New Roman" w:cs="Times New Roman"/>
-          <w:sz w:val="24"/>
-          <w:szCs w:val="24"/>
-        </w:rPr>
-      </w:pPr>
-      <w:r>
-        <w:rPr>
-          <w:rFonts w:ascii="Times New Roman" w:eastAsia="Times New Roman" w:hAnsi="Times New Roman" w:cs="Times New Roman"/>
-          <w:b/>
-          <w:bCs/>
-          <w:sz w:val="24"/>
-          <w:szCs w:val="24"/>
-        </w:rPr>
-        <w:t>Langkah Kerja</w:t>
-      </w:r>
-    </w:p>
-    <w:p>
-      <w:pPr>
-        <w:numPr>
-          <w:ilvl w:val="0"/>
-          <w:numId w:val="4"/>
-        </w:numPr>
-        <w:spacing w:before="100" w:beforeAutospacing="1" w:after="100" w:afterAutospacing="1" w:line="240" w:lineRule="auto"/>
-        <w:rPr>
-          <w:rFonts w:asciiTheme="majorBidi" w:eastAsia="Times New Roman" w:hAnsiTheme="majorBidi" w:cstheme="majorBidi"/>
-          <w:sz w:val="24"/>
-          <w:szCs w:val="24"/>
-        </w:rPr>
-      </w:pPr>
-      <w:r>
-        <w:rPr>
-          <w:rFonts w:asciiTheme="majorBidi" w:eastAsia="Times New Roman" w:hAnsiTheme="majorBidi" w:cstheme="majorBidi"/>
-          <w:sz w:val="24"/>
-          <w:szCs w:val="24"/>
-        </w:rPr>
-        <w:t xml:space="preserve">Menambahkan node </w:t>
-      </w:r>
-      <w:r>
-        <w:rPr>
-          <w:rFonts w:asciiTheme="majorBidi" w:eastAsia="Times New Roman" w:hAnsiTheme="majorBidi" w:cstheme="majorBidi"/>
-          <w:sz w:val="20"/>
-          <w:szCs w:val="20"/>
-        </w:rPr>
-        <w:t>switch</w:t>
-      </w:r>
-      <w:r>
-        <w:rPr>
-          <w:rFonts w:asciiTheme="majorBidi" w:eastAsia="Times New Roman" w:hAnsiTheme="majorBidi" w:cstheme="majorBidi"/>
-          <w:sz w:val="24"/>
-          <w:szCs w:val="24"/>
-        </w:rPr>
-        <w:t xml:space="preserve"> dari kategori function, lalu hubungkan keluaran </w:t>
-      </w:r>
-      <w:r>
-        <w:rPr>
-          <w:rFonts w:asciiTheme="majorBidi" w:eastAsia="Times New Roman" w:hAnsiTheme="majorBidi" w:cstheme="majorBidi"/>
-          <w:sz w:val="20"/>
-          <w:szCs w:val="20"/>
-        </w:rPr>
-        <w:t>mqtt in</w:t>
-      </w:r>
-      <w:r>
-        <w:rPr>
-          <w:rFonts w:asciiTheme="majorBidi" w:eastAsia="Times New Roman" w:hAnsiTheme="majorBidi" w:cstheme="majorBidi"/>
-          <w:sz w:val="24"/>
-          <w:szCs w:val="24"/>
-        </w:rPr>
-        <w:t xml:space="preserve"> ke masukan </w:t>
-      </w:r>
-      <w:r>
-        <w:rPr>
-          <w:rFonts w:asciiTheme="majorBidi" w:eastAsia="Times New Roman" w:hAnsiTheme="majorBidi" w:cstheme="majorBidi"/>
-          <w:sz w:val="20"/>
-          <w:szCs w:val="20"/>
-        </w:rPr>
-        <w:t>switch</w:t>
-      </w:r>
-      <w:r>
-        <w:rPr>
-          <w:rFonts w:asciiTheme="majorBidi" w:eastAsia="Times New Roman" w:hAnsiTheme="majorBidi" w:cstheme="majorBidi"/>
-          <w:sz w:val="24"/>
-          <w:szCs w:val="24"/>
-        </w:rPr>
-        <w:t xml:space="preserve">. </w:t>
-      </w:r>
-    </w:p>
-    <w:p>
-      <w:pPr>
-        <w:numPr>
-          <w:ilvl w:val="0"/>
-          <w:numId w:val="4"/>
-        </w:numPr>
-        <w:spacing w:before="100" w:beforeAutospacing="1" w:after="100" w:afterAutospacing="1" w:line="240" w:lineRule="auto"/>
-        <w:rPr>
-          <w:rFonts w:asciiTheme="majorBidi" w:eastAsia="Times New Roman" w:hAnsiTheme="majorBidi" w:cstheme="majorBidi"/>
-          <w:sz w:val="24"/>
-          <w:szCs w:val="24"/>
-        </w:rPr>
-      </w:pPr>
-      <w:r>
-        <w:rPr>
-          <w:rFonts w:asciiTheme="majorBidi" w:eastAsia="Times New Roman" w:hAnsiTheme="majorBidi" w:cstheme="majorBidi"/>
-          <w:sz w:val="24"/>
-          <w:szCs w:val="24"/>
-        </w:rPr>
-        <w:t xml:space="preserve">Mengatur aturan </w:t>
-      </w:r>
-      <w:r>
-        <w:rPr>
-          <w:rFonts w:asciiTheme="majorBidi" w:eastAsia="Times New Roman" w:hAnsiTheme="majorBidi" w:cstheme="majorBidi"/>
-          <w:sz w:val="20"/>
-          <w:szCs w:val="20"/>
-        </w:rPr>
-        <w:t>switch</w:t>
-      </w:r>
-      <w:r>
-        <w:rPr>
-          <w:rFonts w:asciiTheme="majorBidi" w:eastAsia="Times New Roman" w:hAnsiTheme="majorBidi" w:cstheme="majorBidi"/>
-          <w:sz w:val="24"/>
-          <w:szCs w:val="24"/>
-        </w:rPr>
-        <w:t xml:space="preserve">. Property diganti menjadi </w:t>
-      </w:r>
-      <w:proofErr w:type="gramStart"/>
-      <w:r>
-        <w:rPr>
-          <w:rFonts w:asciiTheme="majorBidi" w:eastAsia="Times New Roman" w:hAnsiTheme="majorBidi" w:cstheme="majorBidi"/>
-          <w:sz w:val="20"/>
-          <w:szCs w:val="20"/>
-        </w:rPr>
-        <w:t>msg.payload</w:t>
-      </w:r>
-      <w:proofErr w:type="gramEnd"/>
-      <w:r>
-        <w:rPr>
-          <w:rFonts w:asciiTheme="majorBidi" w:eastAsia="Times New Roman" w:hAnsiTheme="majorBidi" w:cstheme="majorBidi"/>
-          <w:sz w:val="20"/>
-          <w:szCs w:val="20"/>
-        </w:rPr>
-        <w:t>.suhu</w:t>
-      </w:r>
-      <w:r>
-        <w:rPr>
-          <w:rFonts w:asciiTheme="majorBidi" w:eastAsia="Times New Roman" w:hAnsiTheme="majorBidi" w:cstheme="majorBidi"/>
-          <w:sz w:val="24"/>
-          <w:szCs w:val="24"/>
-        </w:rPr>
-        <w:t xml:space="preserve">. Aturan 1: operator </w:t>
-      </w:r>
-      <w:r>
-        <w:rPr>
-          <w:rFonts w:asciiTheme="majorBidi" w:eastAsia="Times New Roman" w:hAnsiTheme="majorBidi" w:cstheme="majorBidi"/>
-          <w:sz w:val="20"/>
-          <w:szCs w:val="20"/>
-        </w:rPr>
-        <w:t>&gt;</w:t>
-      </w:r>
-      <w:r>
-        <w:rPr>
-          <w:rFonts w:asciiTheme="majorBidi" w:eastAsia="Times New Roman" w:hAnsiTheme="majorBidi" w:cstheme="majorBidi"/>
-          <w:sz w:val="24"/>
-          <w:szCs w:val="24"/>
-        </w:rPr>
-        <w:t xml:space="preserve"> dengan nilai </w:t>
-      </w:r>
-      <w:r>
-        <w:rPr>
-          <w:rFonts w:asciiTheme="majorBidi" w:eastAsia="Times New Roman" w:hAnsiTheme="majorBidi" w:cstheme="majorBidi"/>
-          <w:sz w:val="20"/>
-          <w:szCs w:val="20"/>
-        </w:rPr>
-        <w:t>31</w:t>
-      </w:r>
-      <w:r>
-        <w:rPr>
-          <w:rFonts w:asciiTheme="majorBidi" w:eastAsia="Times New Roman" w:hAnsiTheme="majorBidi" w:cstheme="majorBidi"/>
-          <w:sz w:val="24"/>
-          <w:szCs w:val="24"/>
-        </w:rPr>
-        <w:t xml:space="preserve">. Klik </w:t>
-      </w:r>
-      <w:r>
-        <w:rPr>
-          <w:rFonts w:asciiTheme="majorBidi" w:eastAsia="Times New Roman" w:hAnsiTheme="majorBidi" w:cstheme="majorBidi"/>
-          <w:sz w:val="20"/>
-          <w:szCs w:val="20"/>
-        </w:rPr>
-        <w:t>+ add</w:t>
-      </w:r>
-      <w:r>
-        <w:rPr>
-          <w:rFonts w:asciiTheme="majorBidi" w:eastAsia="Times New Roman" w:hAnsiTheme="majorBidi" w:cstheme="majorBidi"/>
-          <w:sz w:val="24"/>
-          <w:szCs w:val="24"/>
-        </w:rPr>
-        <w:t xml:space="preserve">, aturan 2: operator </w:t>
-      </w:r>
-      <w:r>
-        <w:rPr>
-          <w:rFonts w:asciiTheme="majorBidi" w:eastAsia="Times New Roman" w:hAnsiTheme="majorBidi" w:cstheme="majorBidi"/>
-          <w:sz w:val="20"/>
-          <w:szCs w:val="20"/>
-        </w:rPr>
-        <w:t>&lt;=</w:t>
-      </w:r>
-      <w:r>
-        <w:rPr>
-          <w:rFonts w:asciiTheme="majorBidi" w:eastAsia="Times New Roman" w:hAnsiTheme="majorBidi" w:cstheme="majorBidi"/>
-          <w:sz w:val="24"/>
-          <w:szCs w:val="24"/>
-        </w:rPr>
-        <w:t xml:space="preserve"> dengan nilai </w:t>
-      </w:r>
-      <w:r>
-        <w:rPr>
-          <w:rFonts w:asciiTheme="majorBidi" w:eastAsia="Times New Roman" w:hAnsiTheme="majorBidi" w:cstheme="majorBidi"/>
-          <w:sz w:val="20"/>
-          <w:szCs w:val="20"/>
-        </w:rPr>
-        <w:t>31</w:t>
-      </w:r>
-      <w:r>
-        <w:rPr>
-          <w:rFonts w:asciiTheme="majorBidi" w:eastAsia="Times New Roman" w:hAnsiTheme="majorBidi" w:cstheme="majorBidi"/>
-          <w:sz w:val="24"/>
-          <w:szCs w:val="24"/>
-        </w:rPr>
-        <w:t xml:space="preserve">. Klik Done, maka node punya dua port keluaran. </w:t>
-      </w:r>
-    </w:p>
-    <w:p>
-      <w:pPr>
-        <w:numPr>
-          <w:ilvl w:val="0"/>
-          <w:numId w:val="4"/>
-        </w:numPr>
-        <w:spacing w:before="100" w:beforeAutospacing="1" w:after="100" w:afterAutospacing="1" w:line="240" w:lineRule="auto"/>
-        <w:rPr>
-          <w:rFonts w:asciiTheme="majorBidi" w:eastAsia="Times New Roman" w:hAnsiTheme="majorBidi" w:cstheme="majorBidi"/>
-          <w:sz w:val="24"/>
-          <w:szCs w:val="24"/>
-        </w:rPr>
-      </w:pPr>
-      <w:r>
-        <w:rPr>
-          <w:rFonts w:asciiTheme="majorBidi" w:eastAsia="Times New Roman" w:hAnsiTheme="majorBidi" w:cstheme="majorBidi"/>
-          <w:sz w:val="24"/>
-          <w:szCs w:val="24"/>
-        </w:rPr>
-        <w:t xml:space="preserve">Membuat node </w:t>
-      </w:r>
-      <w:r>
-        <w:rPr>
-          <w:rFonts w:asciiTheme="majorBidi" w:eastAsia="Times New Roman" w:hAnsiTheme="majorBidi" w:cstheme="majorBidi"/>
-          <w:sz w:val="20"/>
-          <w:szCs w:val="20"/>
-        </w:rPr>
-        <w:t>change</w:t>
-      </w:r>
-      <w:r>
-        <w:rPr>
-          <w:rFonts w:asciiTheme="majorBidi" w:eastAsia="Times New Roman" w:hAnsiTheme="majorBidi" w:cstheme="majorBidi"/>
-          <w:sz w:val="24"/>
-          <w:szCs w:val="24"/>
-        </w:rPr>
-        <w:t xml:space="preserve"> pertama (kondisi panas). Hubungkan port keluaran 1 </w:t>
-      </w:r>
-      <w:r>
-        <w:rPr>
-          <w:rFonts w:asciiTheme="majorBidi" w:eastAsia="Times New Roman" w:hAnsiTheme="majorBidi" w:cstheme="majorBidi"/>
-          <w:sz w:val="20"/>
-          <w:szCs w:val="20"/>
-        </w:rPr>
-        <w:t>switch</w:t>
-      </w:r>
-      <w:r>
-        <w:rPr>
-          <w:rFonts w:asciiTheme="majorBidi" w:eastAsia="Times New Roman" w:hAnsiTheme="majorBidi" w:cstheme="majorBidi"/>
-          <w:sz w:val="24"/>
-          <w:szCs w:val="24"/>
-        </w:rPr>
-        <w:t xml:space="preserve"> ke node ini. Name </w:t>
-      </w:r>
-      <w:r>
-        <w:rPr>
-          <w:rFonts w:asciiTheme="majorBidi" w:eastAsia="Times New Roman" w:hAnsiTheme="majorBidi" w:cstheme="majorBidi"/>
-          <w:sz w:val="20"/>
-          <w:szCs w:val="20"/>
-        </w:rPr>
-        <w:t>Nyalakan LED Indikator</w:t>
-      </w:r>
-      <w:r>
-        <w:rPr>
-          <w:rFonts w:asciiTheme="majorBidi" w:eastAsia="Times New Roman" w:hAnsiTheme="majorBidi" w:cstheme="majorBidi"/>
-          <w:sz w:val="24"/>
-          <w:szCs w:val="24"/>
-        </w:rPr>
-        <w:t xml:space="preserve">, Set </w:t>
-      </w:r>
-      <w:proofErr w:type="gramStart"/>
-      <w:r>
-        <w:rPr>
-          <w:rFonts w:asciiTheme="majorBidi" w:eastAsia="Times New Roman" w:hAnsiTheme="majorBidi" w:cstheme="majorBidi"/>
-          <w:sz w:val="20"/>
-          <w:szCs w:val="20"/>
-        </w:rPr>
-        <w:t>msg.payload</w:t>
-      </w:r>
-      <w:proofErr w:type="gramEnd"/>
-      <w:r>
-        <w:rPr>
-          <w:rFonts w:asciiTheme="majorBidi" w:eastAsia="Times New Roman" w:hAnsiTheme="majorBidi" w:cstheme="majorBidi"/>
-          <w:sz w:val="24"/>
-          <w:szCs w:val="24"/>
-        </w:rPr>
-        <w:t xml:space="preserve">, To bertipe JSON dengan isi </w:t>
-      </w:r>
-      <w:r>
-        <w:rPr>
-          <w:rFonts w:asciiTheme="majorBidi" w:eastAsia="Times New Roman" w:hAnsiTheme="majorBidi" w:cstheme="majorBidi"/>
-          <w:sz w:val="20"/>
-          <w:szCs w:val="20"/>
-        </w:rPr>
-        <w:t>{"led": 1}</w:t>
-      </w:r>
-      <w:r>
-        <w:rPr>
-          <w:rFonts w:asciiTheme="majorBidi" w:eastAsia="Times New Roman" w:hAnsiTheme="majorBidi" w:cstheme="majorBidi"/>
-          <w:sz w:val="24"/>
-          <w:szCs w:val="24"/>
-        </w:rPr>
-        <w:t xml:space="preserve">. </w:t>
-      </w:r>
-    </w:p>
-    <w:p>
-      <w:pPr>
-        <w:numPr>
-          <w:ilvl w:val="0"/>
-          <w:numId w:val="4"/>
-        </w:numPr>
-        <w:spacing w:before="100" w:beforeAutospacing="1" w:after="100" w:afterAutospacing="1" w:line="240" w:lineRule="auto"/>
-        <w:rPr>
-          <w:rFonts w:asciiTheme="majorBidi" w:eastAsia="Times New Roman" w:hAnsiTheme="majorBidi" w:cstheme="majorBidi"/>
-          <w:sz w:val="24"/>
-          <w:szCs w:val="24"/>
-        </w:rPr>
-      </w:pPr>
-      <w:r>
-        <w:rPr>
-          <w:rFonts w:asciiTheme="majorBidi" w:eastAsia="Times New Roman" w:hAnsiTheme="majorBidi" w:cstheme="majorBidi"/>
-          <w:sz w:val="24"/>
-          <w:szCs w:val="24"/>
-        </w:rPr>
-        <w:t xml:space="preserve">Membuat node </w:t>
-      </w:r>
-      <w:r>
-        <w:rPr>
-          <w:rFonts w:asciiTheme="majorBidi" w:eastAsia="Times New Roman" w:hAnsiTheme="majorBidi" w:cstheme="majorBidi"/>
-          <w:sz w:val="20"/>
-          <w:szCs w:val="20"/>
-        </w:rPr>
-        <w:t>change</w:t>
-      </w:r>
-      <w:r>
-        <w:rPr>
-          <w:rFonts w:asciiTheme="majorBidi" w:eastAsia="Times New Roman" w:hAnsiTheme="majorBidi" w:cstheme="majorBidi"/>
-          <w:sz w:val="24"/>
-          <w:szCs w:val="24"/>
-        </w:rPr>
-        <w:t xml:space="preserve"> kedua (kondisi normal). Hubungkan port keluaran 2 </w:t>
-      </w:r>
-      <w:r>
-        <w:rPr>
-          <w:rFonts w:asciiTheme="majorBidi" w:eastAsia="Times New Roman" w:hAnsiTheme="majorBidi" w:cstheme="majorBidi"/>
-          <w:sz w:val="20"/>
-          <w:szCs w:val="20"/>
-        </w:rPr>
-        <w:t>switch</w:t>
-      </w:r>
-      <w:r>
-        <w:rPr>
-          <w:rFonts w:asciiTheme="majorBidi" w:eastAsia="Times New Roman" w:hAnsiTheme="majorBidi" w:cstheme="majorBidi"/>
-          <w:sz w:val="24"/>
-          <w:szCs w:val="24"/>
-        </w:rPr>
-        <w:t xml:space="preserve"> ke node ini. Name </w:t>
-      </w:r>
-      <w:r>
-        <w:rPr>
-          <w:rFonts w:asciiTheme="majorBidi" w:eastAsia="Times New Roman" w:hAnsiTheme="majorBidi" w:cstheme="majorBidi"/>
-          <w:sz w:val="20"/>
-          <w:szCs w:val="20"/>
-        </w:rPr>
-        <w:t>Padamkan LED Indikator</w:t>
-      </w:r>
-      <w:r>
-        <w:rPr>
-          <w:rFonts w:asciiTheme="majorBidi" w:eastAsia="Times New Roman" w:hAnsiTheme="majorBidi" w:cstheme="majorBidi"/>
-          <w:sz w:val="24"/>
-          <w:szCs w:val="24"/>
-        </w:rPr>
-        <w:t xml:space="preserve">, Set </w:t>
-      </w:r>
-      <w:proofErr w:type="gramStart"/>
-      <w:r>
-        <w:rPr>
-          <w:rFonts w:asciiTheme="majorBidi" w:eastAsia="Times New Roman" w:hAnsiTheme="majorBidi" w:cstheme="majorBidi"/>
-          <w:sz w:val="20"/>
-          <w:szCs w:val="20"/>
-        </w:rPr>
-        <w:t>msg.payload</w:t>
-      </w:r>
-      <w:proofErr w:type="gramEnd"/>
-      <w:r>
-        <w:rPr>
-          <w:rFonts w:asciiTheme="majorBidi" w:eastAsia="Times New Roman" w:hAnsiTheme="majorBidi" w:cstheme="majorBidi"/>
-          <w:sz w:val="24"/>
-          <w:szCs w:val="24"/>
-        </w:rPr>
-        <w:t xml:space="preserve">, To bertipe JSON dengan isi </w:t>
-      </w:r>
-      <w:r>
-        <w:rPr>
-          <w:rFonts w:asciiTheme="majorBidi" w:eastAsia="Times New Roman" w:hAnsiTheme="majorBidi" w:cstheme="majorBidi"/>
-          <w:sz w:val="20"/>
-          <w:szCs w:val="20"/>
-        </w:rPr>
-        <w:t>{"led": 0}</w:t>
-      </w:r>
-      <w:r>
-        <w:rPr>
-          <w:rFonts w:asciiTheme="majorBidi" w:eastAsia="Times New Roman" w:hAnsiTheme="majorBidi" w:cstheme="majorBidi"/>
-          <w:sz w:val="24"/>
-          <w:szCs w:val="24"/>
-        </w:rPr>
-        <w:t xml:space="preserve">. </w:t>
-      </w:r>
-    </w:p>
-    <w:p>
-      <w:pPr>
-        <w:numPr>
-          <w:ilvl w:val="0"/>
-          <w:numId w:val="4"/>
-        </w:numPr>
-        <w:spacing w:before="100" w:beforeAutospacing="1" w:after="100" w:afterAutospacing="1" w:line="240" w:lineRule="auto"/>
-        <w:rPr>
-          <w:rFonts w:asciiTheme="majorBidi" w:eastAsia="Times New Roman" w:hAnsiTheme="majorBidi" w:cstheme="majorBidi"/>
-          <w:sz w:val="24"/>
-          <w:szCs w:val="24"/>
-        </w:rPr>
-      </w:pPr>
-      <w:r>
-        <w:rPr>
-          <w:rFonts w:asciiTheme="majorBidi" w:eastAsia="Times New Roman" w:hAnsiTheme="majorBidi" w:cstheme="majorBidi"/>
-          <w:sz w:val="24"/>
-          <w:szCs w:val="24"/>
-        </w:rPr>
-        <w:t xml:space="preserve">Menambahkan node </w:t>
-      </w:r>
-      <w:r>
-        <w:rPr>
-          <w:rFonts w:asciiTheme="majorBidi" w:eastAsia="Times New Roman" w:hAnsiTheme="majorBidi" w:cstheme="majorBidi"/>
-          <w:sz w:val="20"/>
-          <w:szCs w:val="20"/>
-        </w:rPr>
-        <w:t>mqtt out</w:t>
-      </w:r>
-      <w:r>
-        <w:rPr>
-          <w:rFonts w:asciiTheme="majorBidi" w:eastAsia="Times New Roman" w:hAnsiTheme="majorBidi" w:cstheme="majorBidi"/>
-          <w:sz w:val="24"/>
-          <w:szCs w:val="24"/>
-        </w:rPr>
-        <w:t xml:space="preserve"> dari kategori network, lalu hubungkan keluaran kedua node </w:t>
-      </w:r>
-      <w:r>
-        <w:rPr>
-          <w:rFonts w:asciiTheme="majorBidi" w:eastAsia="Times New Roman" w:hAnsiTheme="majorBidi" w:cstheme="majorBidi"/>
-          <w:sz w:val="20"/>
-          <w:szCs w:val="20"/>
-        </w:rPr>
-        <w:t>change</w:t>
-      </w:r>
-      <w:r>
-        <w:rPr>
-          <w:rFonts w:asciiTheme="majorBidi" w:eastAsia="Times New Roman" w:hAnsiTheme="majorBidi" w:cstheme="majorBidi"/>
-          <w:sz w:val="24"/>
-          <w:szCs w:val="24"/>
-        </w:rPr>
-        <w:t xml:space="preserve"> ke masukannya. Server </w:t>
-      </w:r>
-      <w:r>
-        <w:rPr>
-          <w:rFonts w:asciiTheme="majorBidi" w:eastAsia="Times New Roman" w:hAnsiTheme="majorBidi" w:cstheme="majorBidi"/>
-          <w:sz w:val="20"/>
-          <w:szCs w:val="20"/>
-        </w:rPr>
-        <w:t>Mosquitto Local</w:t>
-      </w:r>
-      <w:r>
-        <w:rPr>
-          <w:rFonts w:asciiTheme="majorBidi" w:eastAsia="Times New Roman" w:hAnsiTheme="majorBidi" w:cstheme="majorBidi"/>
-          <w:sz w:val="24"/>
-          <w:szCs w:val="24"/>
-        </w:rPr>
-        <w:t xml:space="preserve">, Topic </w:t>
-      </w:r>
-      <w:r>
-        <w:rPr>
-          <w:rFonts w:asciiTheme="majorBidi" w:eastAsia="Times New Roman" w:hAnsiTheme="majorBidi" w:cstheme="majorBidi"/>
-          <w:sz w:val="20"/>
-          <w:szCs w:val="20"/>
-        </w:rPr>
-        <w:t>kampus/labiot/kendali</w:t>
-      </w:r>
-      <w:r>
-        <w:rPr>
-          <w:rFonts w:asciiTheme="majorBidi" w:eastAsia="Times New Roman" w:hAnsiTheme="majorBidi" w:cstheme="majorBidi"/>
-          <w:sz w:val="24"/>
-          <w:szCs w:val="24"/>
-        </w:rPr>
-        <w:t xml:space="preserve">, QoS </w:t>
-      </w:r>
-      <w:r>
-        <w:rPr>
-          <w:rFonts w:asciiTheme="majorBidi" w:eastAsia="Times New Roman" w:hAnsiTheme="majorBidi" w:cstheme="majorBidi"/>
-          <w:sz w:val="20"/>
-          <w:szCs w:val="20"/>
-        </w:rPr>
-        <w:t>0</w:t>
-      </w:r>
-      <w:r>
-        <w:rPr>
-          <w:rFonts w:asciiTheme="majorBidi" w:eastAsia="Times New Roman" w:hAnsiTheme="majorBidi" w:cstheme="majorBidi"/>
-          <w:sz w:val="24"/>
-          <w:szCs w:val="24"/>
-        </w:rPr>
-        <w:t xml:space="preserve">, Retain </w:t>
-      </w:r>
-      <w:r>
-        <w:rPr>
-          <w:rFonts w:asciiTheme="majorBidi" w:eastAsia="Times New Roman" w:hAnsiTheme="majorBidi" w:cstheme="majorBidi"/>
-          <w:sz w:val="20"/>
-          <w:szCs w:val="20"/>
-        </w:rPr>
-        <w:t>false</w:t>
-      </w:r>
-      <w:r>
-        <w:rPr>
-          <w:rFonts w:asciiTheme="majorBidi" w:eastAsia="Times New Roman" w:hAnsiTheme="majorBidi" w:cstheme="majorBidi"/>
-          <w:sz w:val="24"/>
-          <w:szCs w:val="24"/>
-        </w:rPr>
-        <w:t xml:space="preserve">. </w:t>
-      </w:r>
-    </w:p>
-    <w:p>
-      <w:pPr>
-        <w:numPr>
-          <w:ilvl w:val="0"/>
-          <w:numId w:val="4"/>
-        </w:numPr>
-        <w:spacing w:before="100" w:beforeAutospacing="1" w:after="100" w:afterAutospacing="1" w:line="240" w:lineRule="auto"/>
-        <w:rPr>
-          <w:rFonts w:asciiTheme="majorBidi" w:eastAsia="Times New Roman" w:hAnsiTheme="majorBidi" w:cstheme="majorBidi"/>
-          <w:sz w:val="24"/>
-          <w:szCs w:val="24"/>
-        </w:rPr>
-      </w:pPr>
-      <w:r>
-        <w:rPr>
-          <w:rFonts w:asciiTheme="majorBidi" w:eastAsia="Times New Roman" w:hAnsiTheme="majorBidi" w:cstheme="majorBidi"/>
-          <w:sz w:val="24"/>
-          <w:szCs w:val="24"/>
-        </w:rPr>
-        <w:t xml:space="preserve">Menekan Deploy. Pastikan indikator </w:t>
-      </w:r>
-      <w:r>
-        <w:rPr>
-          <w:rFonts w:asciiTheme="majorBidi" w:eastAsia="Times New Roman" w:hAnsiTheme="majorBidi" w:cstheme="majorBidi"/>
-          <w:sz w:val="20"/>
-          <w:szCs w:val="20"/>
-        </w:rPr>
-        <w:t>mqtt in</w:t>
-      </w:r>
-      <w:r>
-        <w:rPr>
-          <w:rFonts w:asciiTheme="majorBidi" w:eastAsia="Times New Roman" w:hAnsiTheme="majorBidi" w:cstheme="majorBidi"/>
-          <w:sz w:val="24"/>
-          <w:szCs w:val="24"/>
-        </w:rPr>
-        <w:t xml:space="preserve"> dan </w:t>
-      </w:r>
-      <w:r>
-        <w:rPr>
-          <w:rFonts w:asciiTheme="majorBidi" w:eastAsia="Times New Roman" w:hAnsiTheme="majorBidi" w:cstheme="majorBidi"/>
-          <w:sz w:val="20"/>
-          <w:szCs w:val="20"/>
-        </w:rPr>
-        <w:t>mqtt out</w:t>
-      </w:r>
-      <w:r>
-        <w:rPr>
-          <w:rFonts w:asciiTheme="majorBidi" w:eastAsia="Times New Roman" w:hAnsiTheme="majorBidi" w:cstheme="majorBidi"/>
-          <w:sz w:val="24"/>
-          <w:szCs w:val="24"/>
-        </w:rPr>
-        <w:t xml:space="preserve"> berstatus </w:t>
-      </w:r>
-      <w:r>
-        <w:rPr>
-          <w:rFonts w:asciiTheme="majorBidi" w:eastAsia="Times New Roman" w:hAnsiTheme="majorBidi" w:cstheme="majorBidi"/>
-          <w:sz w:val="20"/>
-          <w:szCs w:val="20"/>
-        </w:rPr>
-        <w:t>connected</w:t>
-      </w:r>
-      <w:r>
-        <w:rPr>
-          <w:rFonts w:asciiTheme="majorBidi" w:eastAsia="Times New Roman" w:hAnsiTheme="majorBidi" w:cstheme="majorBidi"/>
-          <w:sz w:val="24"/>
-          <w:szCs w:val="24"/>
-        </w:rPr>
-        <w:t>. Screenshot alur lengkap.</w:t>
-      </w:r>
-    </w:p>
-    <w:p>
-      <w:pPr>
-        <w:numPr>
-          <w:ilvl w:val="0"/>
-          <w:numId w:val="4"/>
-        </w:numPr>
-        <w:spacing w:before="100" w:beforeAutospacing="1" w:after="100" w:afterAutospacing="1" w:line="240" w:lineRule="auto"/>
-        <w:rPr>
-          <w:rFonts w:asciiTheme="majorBidi" w:eastAsia="Times New Roman" w:hAnsiTheme="majorBidi" w:cstheme="majorBidi"/>
-          <w:sz w:val="24"/>
-          <w:szCs w:val="24"/>
-        </w:rPr>
-      </w:pPr>
-      <w:r>
-        <w:rPr>
-          <w:rFonts w:asciiTheme="majorBidi" w:eastAsia="Times New Roman" w:hAnsiTheme="majorBidi" w:cstheme="majorBidi"/>
-          <w:sz w:val="24"/>
-          <w:szCs w:val="24"/>
-        </w:rPr>
-        <w:t xml:space="preserve">Mengamati kondisi awal. Saat suhu ruangan 31 °C atau kurang, LED padam. </w:t>
-      </w:r>
-    </w:p>
-    <w:p>
-      <w:pPr>
-        <w:numPr>
-          <w:ilvl w:val="0"/>
-          <w:numId w:val="4"/>
-        </w:numPr>
-        <w:spacing w:before="100" w:beforeAutospacing="1" w:after="100" w:afterAutospacing="1" w:line="240" w:lineRule="auto"/>
-        <w:rPr>
-          <w:rFonts w:asciiTheme="majorBidi" w:eastAsia="Times New Roman" w:hAnsiTheme="majorBidi" w:cstheme="majorBidi"/>
-          <w:sz w:val="24"/>
-          <w:szCs w:val="24"/>
-        </w:rPr>
-      </w:pPr>
-      <w:r>
-        <w:rPr>
-          <w:rFonts w:asciiTheme="majorBidi" w:eastAsia="Times New Roman" w:hAnsiTheme="majorBidi" w:cstheme="majorBidi"/>
-          <w:sz w:val="24"/>
-          <w:szCs w:val="24"/>
-        </w:rPr>
-        <w:t xml:space="preserve">Menguji kondisi panas. Tempelkan jari atau hembuskan napas hangat ke sensor DHT sampai suhu melewati 31 °C. LED menyala, dan Serial Monitor menampilkan </w:t>
-      </w:r>
-      <w:r>
-        <w:rPr>
-          <w:rFonts w:asciiTheme="majorBidi" w:eastAsia="Times New Roman" w:hAnsiTheme="majorBidi" w:cstheme="majorBidi"/>
-          <w:sz w:val="20"/>
-          <w:szCs w:val="20"/>
-        </w:rPr>
-        <w:t>[INSTRUKSI MASUK]</w:t>
-      </w:r>
-      <w:r>
-        <w:rPr>
-          <w:rFonts w:asciiTheme="majorBidi" w:eastAsia="Times New Roman" w:hAnsiTheme="majorBidi" w:cstheme="majorBidi"/>
-          <w:sz w:val="24"/>
-          <w:szCs w:val="24"/>
-        </w:rPr>
-        <w:t xml:space="preserve"> dengan </w:t>
-      </w:r>
-      <w:r>
-        <w:rPr>
-          <w:rFonts w:asciiTheme="majorBidi" w:eastAsia="Times New Roman" w:hAnsiTheme="majorBidi" w:cstheme="majorBidi"/>
-          <w:sz w:val="20"/>
-          <w:szCs w:val="20"/>
-        </w:rPr>
-        <w:t>{"led":1}</w:t>
-      </w:r>
-      <w:r>
-        <w:rPr>
-          <w:rFonts w:asciiTheme="majorBidi" w:eastAsia="Times New Roman" w:hAnsiTheme="majorBidi" w:cstheme="majorBidi"/>
-          <w:sz w:val="24"/>
-          <w:szCs w:val="24"/>
-        </w:rPr>
-        <w:t xml:space="preserve"> serta </w:t>
-      </w:r>
-      <w:r>
-        <w:rPr>
-          <w:rFonts w:asciiTheme="majorBidi" w:eastAsia="Times New Roman" w:hAnsiTheme="majorBidi" w:cstheme="majorBidi"/>
-          <w:sz w:val="20"/>
-          <w:szCs w:val="20"/>
-        </w:rPr>
-        <w:t>MENYALA (ON)</w:t>
-      </w:r>
-      <w:r>
-        <w:rPr>
-          <w:rFonts w:asciiTheme="majorBidi" w:eastAsia="Times New Roman" w:hAnsiTheme="majorBidi" w:cstheme="majorBidi"/>
-          <w:sz w:val="24"/>
-          <w:szCs w:val="24"/>
-        </w:rPr>
-        <w:t xml:space="preserve">. Foto LED menyala dan </w:t>
-      </w:r>
-    </w:p>
-    <w:p>
-      <w:pPr>
-        <w:numPr>
-          <w:ilvl w:val="0"/>
-          <w:numId w:val="4"/>
-        </w:numPr>
-        <w:spacing w:before="100" w:beforeAutospacing="1" w:after="100" w:afterAutospacing="1" w:line="240" w:lineRule="auto"/>
-        <w:rPr>
-          <w:rFonts w:asciiTheme="majorBidi" w:eastAsia="Times New Roman" w:hAnsiTheme="majorBidi" w:cstheme="majorBidi"/>
-          <w:sz w:val="24"/>
-          <w:szCs w:val="24"/>
-        </w:rPr>
-      </w:pPr>
-      <w:r>
-        <w:rPr>
-          <w:rFonts w:asciiTheme="majorBidi" w:eastAsia="Times New Roman" w:hAnsiTheme="majorBidi" w:cstheme="majorBidi"/>
-          <w:sz w:val="24"/>
-          <w:szCs w:val="24"/>
-        </w:rPr>
         <w:lastRenderedPageBreak/>
-        <w:t xml:space="preserve">Menguji kembali ke normal. Lepaskan jari sampai suhu turun ke 31 °C atau kurang. LED padam otomatis. </w:t>
-      </w:r>
-    </w:p>
-    <w:p>
-      <w:pPr>
-        <w:spacing w:before="100" w:beforeAutospacing="1" w:after="100" w:afterAutospacing="1" w:line="240" w:lineRule="auto"/>
-        <w:rPr>
-          <w:rFonts w:asciiTheme="majorBidi" w:eastAsia="Times New Roman" w:hAnsiTheme="majorBidi" w:cstheme="majorBidi"/>
-          <w:sz w:val="24"/>
-          <w:szCs w:val="24"/>
-        </w:rPr>
-      </w:pPr>
-      <w:r>
-        <w:rPr>
-          <w:rFonts w:asciiTheme="majorBidi" w:eastAsia="Times New Roman" w:hAnsiTheme="majorBidi" w:cstheme="majorBidi"/>
-          <w:sz w:val="24"/>
-          <w:szCs w:val="24"/>
-        </w:rPr>
         <w:drawing>
-          <wp:inline distT="0" distB="0" distL="0" distR="0" wp14:anchorId="0848EF3E" wp14:editId="75DAA449">
-            <wp:extent cx="4105848" cy="5039428"/>
-            <wp:effectExtent l="0" t="0" r="9525" b="8890"/>
-            <wp:docPr id="14" name="Picture 14"/>
+          <wp:inline distT="0" distB="0" distL="0" distR="0" wp14:anchorId="1C3161CA" wp14:editId="30A64037">
+            <wp:extent cx="2600688" cy="3705742"/>
+            <wp:effectExtent l="0" t="0" r="9525" b="9525"/>
+            <wp:docPr id="13" name="Picture 13"/>
             <wp:cNvGraphicFramePr>
               <a:graphicFrameLocks xmlns:a="http://schemas.openxmlformats.org/drawingml/2006/main" noChangeAspect="1"/>
             </wp:cNvGraphicFramePr>
@@ -2708,7 +1928,7 @@
                   <pic:spPr>
                     <a:xfrm>
                       <a:off x="0" y="0"/>
-                      <a:ext cx="4105848" cy="5039428"/>
+                      <a:ext cx="2600688" cy="3705742"/>
                     </a:xfrm>
                     <a:prstGeom prst="rect">
                       <a:avLst/>
@@ -2724,6 +1944,762 @@
     <w:p>
       <w:pPr>
         <w:spacing w:before="100" w:beforeAutospacing="1" w:after="100" w:afterAutospacing="1" w:line="240" w:lineRule="auto"/>
+        <w:ind w:left="720"/>
+        <w:rPr>
+          <w:rFonts w:asciiTheme="majorBidi" w:eastAsia="Times New Roman" w:hAnsiTheme="majorBidi" w:cstheme="majorBidi"/>
+          <w:sz w:val="24"/>
+          <w:szCs w:val="24"/>
+        </w:rPr>
+      </w:pPr>
+    </w:p>
+    <w:p>
+      <w:pPr>
+        <w:spacing w:before="100" w:beforeAutospacing="1" w:after="100" w:afterAutospacing="1" w:line="240" w:lineRule="auto"/>
+        <w:ind w:left="720"/>
+        <w:rPr>
+          <w:rFonts w:asciiTheme="majorBidi" w:eastAsia="Times New Roman" w:hAnsiTheme="majorBidi" w:cstheme="majorBidi"/>
+          <w:sz w:val="24"/>
+          <w:szCs w:val="24"/>
+        </w:rPr>
+      </w:pPr>
+      <w:r>
+        <w:rPr>
+          <w:rFonts w:asciiTheme="majorBidi" w:eastAsia="Times New Roman" w:hAnsiTheme="majorBidi" w:cstheme="majorBidi"/>
+          <w:sz w:val="24"/>
+          <w:szCs w:val="24"/>
+        </w:rPr>
+        <w:t>7.5.4</w:t>
+      </w:r>
+    </w:p>
+    <w:p>
+      <w:pPr>
+        <w:spacing w:before="100" w:beforeAutospacing="1" w:after="100" w:afterAutospacing="1" w:line="240" w:lineRule="auto"/>
+        <w:rPr>
+          <w:rFonts w:ascii="Times New Roman" w:eastAsia="Times New Roman" w:hAnsi="Times New Roman" w:cs="Times New Roman"/>
+          <w:sz w:val="24"/>
+          <w:szCs w:val="24"/>
+        </w:rPr>
+      </w:pPr>
+      <w:r>
+        <w:rPr>
+          <w:rFonts w:ascii="Times New Roman" w:eastAsia="Times New Roman" w:hAnsi="Times New Roman" w:cs="Times New Roman"/>
+          <w:b/>
+          <w:bCs/>
+          <w:sz w:val="24"/>
+          <w:szCs w:val="24"/>
+        </w:rPr>
+        <w:t>Langkah Kerja</w:t>
+      </w:r>
+    </w:p>
+    <w:p>
+      <w:pPr>
+        <w:numPr>
+          <w:ilvl w:val="0"/>
+          <w:numId w:val="4"/>
+        </w:numPr>
+        <w:spacing w:before="100" w:beforeAutospacing="1" w:after="100" w:afterAutospacing="1" w:line="240" w:lineRule="auto"/>
+        <w:rPr>
+          <w:rFonts w:asciiTheme="majorBidi" w:eastAsia="Times New Roman" w:hAnsiTheme="majorBidi" w:cstheme="majorBidi"/>
+          <w:sz w:val="24"/>
+          <w:szCs w:val="24"/>
+        </w:rPr>
+      </w:pPr>
+      <w:r>
+        <w:rPr>
+          <w:rFonts w:asciiTheme="majorBidi" w:eastAsia="Times New Roman" w:hAnsiTheme="majorBidi" w:cstheme="majorBidi"/>
+          <w:sz w:val="24"/>
+          <w:szCs w:val="24"/>
+        </w:rPr>
+        <w:t xml:space="preserve">Menambahkan node </w:t>
+      </w:r>
+      <w:r>
+        <w:rPr>
+          <w:rFonts w:asciiTheme="majorBidi" w:eastAsia="Times New Roman" w:hAnsiTheme="majorBidi" w:cstheme="majorBidi"/>
+          <w:sz w:val="20"/>
+          <w:szCs w:val="20"/>
+        </w:rPr>
+        <w:t>switch</w:t>
+      </w:r>
+      <w:r>
+        <w:rPr>
+          <w:rFonts w:asciiTheme="majorBidi" w:eastAsia="Times New Roman" w:hAnsiTheme="majorBidi" w:cstheme="majorBidi"/>
+          <w:sz w:val="24"/>
+          <w:szCs w:val="24"/>
+        </w:rPr>
+        <w:t xml:space="preserve"> dari kategori function, lalu hubungkan keluaran </w:t>
+      </w:r>
+      <w:r>
+        <w:rPr>
+          <w:rFonts w:asciiTheme="majorBidi" w:eastAsia="Times New Roman" w:hAnsiTheme="majorBidi" w:cstheme="majorBidi"/>
+          <w:sz w:val="20"/>
+          <w:szCs w:val="20"/>
+        </w:rPr>
+        <w:t>mqtt in</w:t>
+      </w:r>
+      <w:r>
+        <w:rPr>
+          <w:rFonts w:asciiTheme="majorBidi" w:eastAsia="Times New Roman" w:hAnsiTheme="majorBidi" w:cstheme="majorBidi"/>
+          <w:sz w:val="24"/>
+          <w:szCs w:val="24"/>
+        </w:rPr>
+        <w:t xml:space="preserve"> ke masukan </w:t>
+      </w:r>
+      <w:r>
+        <w:rPr>
+          <w:rFonts w:asciiTheme="majorBidi" w:eastAsia="Times New Roman" w:hAnsiTheme="majorBidi" w:cstheme="majorBidi"/>
+          <w:sz w:val="20"/>
+          <w:szCs w:val="20"/>
+        </w:rPr>
+        <w:t>switch</w:t>
+      </w:r>
+      <w:r>
+        <w:rPr>
+          <w:rFonts w:asciiTheme="majorBidi" w:eastAsia="Times New Roman" w:hAnsiTheme="majorBidi" w:cstheme="majorBidi"/>
+          <w:sz w:val="24"/>
+          <w:szCs w:val="24"/>
+        </w:rPr>
+        <w:t xml:space="preserve">. </w:t>
+      </w:r>
+    </w:p>
+    <w:p>
+      <w:pPr>
+        <w:numPr>
+          <w:ilvl w:val="0"/>
+          <w:numId w:val="4"/>
+        </w:numPr>
+        <w:spacing w:before="100" w:beforeAutospacing="1" w:after="100" w:afterAutospacing="1" w:line="240" w:lineRule="auto"/>
+        <w:rPr>
+          <w:rFonts w:asciiTheme="majorBidi" w:eastAsia="Times New Roman" w:hAnsiTheme="majorBidi" w:cstheme="majorBidi"/>
+          <w:sz w:val="24"/>
+          <w:szCs w:val="24"/>
+        </w:rPr>
+      </w:pPr>
+      <w:r>
+        <w:rPr>
+          <w:rFonts w:asciiTheme="majorBidi" w:eastAsia="Times New Roman" w:hAnsiTheme="majorBidi" w:cstheme="majorBidi"/>
+          <w:sz w:val="24"/>
+          <w:szCs w:val="24"/>
+        </w:rPr>
+        <w:t xml:space="preserve">Mengatur aturan </w:t>
+      </w:r>
+      <w:r>
+        <w:rPr>
+          <w:rFonts w:asciiTheme="majorBidi" w:eastAsia="Times New Roman" w:hAnsiTheme="majorBidi" w:cstheme="majorBidi"/>
+          <w:sz w:val="20"/>
+          <w:szCs w:val="20"/>
+        </w:rPr>
+        <w:t>switch</w:t>
+      </w:r>
+      <w:r>
+        <w:rPr>
+          <w:rFonts w:asciiTheme="majorBidi" w:eastAsia="Times New Roman" w:hAnsiTheme="majorBidi" w:cstheme="majorBidi"/>
+          <w:sz w:val="24"/>
+          <w:szCs w:val="24"/>
+        </w:rPr>
+        <w:t xml:space="preserve">. Property diganti menjadi </w:t>
+      </w:r>
+      <w:proofErr w:type="gramStart"/>
+      <w:r>
+        <w:rPr>
+          <w:rFonts w:asciiTheme="majorBidi" w:eastAsia="Times New Roman" w:hAnsiTheme="majorBidi" w:cstheme="majorBidi"/>
+          <w:sz w:val="20"/>
+          <w:szCs w:val="20"/>
+        </w:rPr>
+        <w:t>msg.payload</w:t>
+      </w:r>
+      <w:proofErr w:type="gramEnd"/>
+      <w:r>
+        <w:rPr>
+          <w:rFonts w:asciiTheme="majorBidi" w:eastAsia="Times New Roman" w:hAnsiTheme="majorBidi" w:cstheme="majorBidi"/>
+          <w:sz w:val="20"/>
+          <w:szCs w:val="20"/>
+        </w:rPr>
+        <w:t>.suhu</w:t>
+      </w:r>
+      <w:r>
+        <w:rPr>
+          <w:rFonts w:asciiTheme="majorBidi" w:eastAsia="Times New Roman" w:hAnsiTheme="majorBidi" w:cstheme="majorBidi"/>
+          <w:sz w:val="24"/>
+          <w:szCs w:val="24"/>
+        </w:rPr>
+        <w:t xml:space="preserve">. Aturan 1: operator </w:t>
+      </w:r>
+      <w:r>
+        <w:rPr>
+          <w:rFonts w:asciiTheme="majorBidi" w:eastAsia="Times New Roman" w:hAnsiTheme="majorBidi" w:cstheme="majorBidi"/>
+          <w:sz w:val="20"/>
+          <w:szCs w:val="20"/>
+        </w:rPr>
+        <w:t>&gt;</w:t>
+      </w:r>
+      <w:r>
+        <w:rPr>
+          <w:rFonts w:asciiTheme="majorBidi" w:eastAsia="Times New Roman" w:hAnsiTheme="majorBidi" w:cstheme="majorBidi"/>
+          <w:sz w:val="24"/>
+          <w:szCs w:val="24"/>
+        </w:rPr>
+        <w:t xml:space="preserve"> dengan nilai </w:t>
+      </w:r>
+      <w:r>
+        <w:rPr>
+          <w:rFonts w:asciiTheme="majorBidi" w:eastAsia="Times New Roman" w:hAnsiTheme="majorBidi" w:cstheme="majorBidi"/>
+          <w:sz w:val="20"/>
+          <w:szCs w:val="20"/>
+        </w:rPr>
+        <w:t>31</w:t>
+      </w:r>
+      <w:r>
+        <w:rPr>
+          <w:rFonts w:asciiTheme="majorBidi" w:eastAsia="Times New Roman" w:hAnsiTheme="majorBidi" w:cstheme="majorBidi"/>
+          <w:sz w:val="24"/>
+          <w:szCs w:val="24"/>
+        </w:rPr>
+        <w:t xml:space="preserve">. Klik </w:t>
+      </w:r>
+      <w:r>
+        <w:rPr>
+          <w:rFonts w:asciiTheme="majorBidi" w:eastAsia="Times New Roman" w:hAnsiTheme="majorBidi" w:cstheme="majorBidi"/>
+          <w:sz w:val="20"/>
+          <w:szCs w:val="20"/>
+        </w:rPr>
+        <w:t>+ add</w:t>
+      </w:r>
+      <w:r>
+        <w:rPr>
+          <w:rFonts w:asciiTheme="majorBidi" w:eastAsia="Times New Roman" w:hAnsiTheme="majorBidi" w:cstheme="majorBidi"/>
+          <w:sz w:val="24"/>
+          <w:szCs w:val="24"/>
+        </w:rPr>
+        <w:t xml:space="preserve">, aturan 2: operator </w:t>
+      </w:r>
+      <w:r>
+        <w:rPr>
+          <w:rFonts w:asciiTheme="majorBidi" w:eastAsia="Times New Roman" w:hAnsiTheme="majorBidi" w:cstheme="majorBidi"/>
+          <w:sz w:val="20"/>
+          <w:szCs w:val="20"/>
+        </w:rPr>
+        <w:t>&lt;=</w:t>
+      </w:r>
+      <w:r>
+        <w:rPr>
+          <w:rFonts w:asciiTheme="majorBidi" w:eastAsia="Times New Roman" w:hAnsiTheme="majorBidi" w:cstheme="majorBidi"/>
+          <w:sz w:val="24"/>
+          <w:szCs w:val="24"/>
+        </w:rPr>
+        <w:t xml:space="preserve"> dengan nilai </w:t>
+      </w:r>
+      <w:r>
+        <w:rPr>
+          <w:rFonts w:asciiTheme="majorBidi" w:eastAsia="Times New Roman" w:hAnsiTheme="majorBidi" w:cstheme="majorBidi"/>
+          <w:sz w:val="20"/>
+          <w:szCs w:val="20"/>
+        </w:rPr>
+        <w:t>31</w:t>
+      </w:r>
+      <w:r>
+        <w:rPr>
+          <w:rFonts w:asciiTheme="majorBidi" w:eastAsia="Times New Roman" w:hAnsiTheme="majorBidi" w:cstheme="majorBidi"/>
+          <w:sz w:val="24"/>
+          <w:szCs w:val="24"/>
+        </w:rPr>
+        <w:t xml:space="preserve">. Klik Done, maka node punya dua port keluaran. </w:t>
+      </w:r>
+    </w:p>
+    <w:p>
+      <w:pPr>
+        <w:numPr>
+          <w:ilvl w:val="0"/>
+          <w:numId w:val="4"/>
+        </w:numPr>
+        <w:spacing w:before="100" w:beforeAutospacing="1" w:after="100" w:afterAutospacing="1" w:line="240" w:lineRule="auto"/>
+        <w:rPr>
+          <w:rFonts w:asciiTheme="majorBidi" w:eastAsia="Times New Roman" w:hAnsiTheme="majorBidi" w:cstheme="majorBidi"/>
+          <w:sz w:val="24"/>
+          <w:szCs w:val="24"/>
+        </w:rPr>
+      </w:pPr>
+      <w:r>
+        <w:rPr>
+          <w:rFonts w:asciiTheme="majorBidi" w:eastAsia="Times New Roman" w:hAnsiTheme="majorBidi" w:cstheme="majorBidi"/>
+          <w:sz w:val="24"/>
+          <w:szCs w:val="24"/>
+        </w:rPr>
+        <w:t xml:space="preserve">Membuat node </w:t>
+      </w:r>
+      <w:r>
+        <w:rPr>
+          <w:rFonts w:asciiTheme="majorBidi" w:eastAsia="Times New Roman" w:hAnsiTheme="majorBidi" w:cstheme="majorBidi"/>
+          <w:sz w:val="20"/>
+          <w:szCs w:val="20"/>
+        </w:rPr>
+        <w:t>change</w:t>
+      </w:r>
+      <w:r>
+        <w:rPr>
+          <w:rFonts w:asciiTheme="majorBidi" w:eastAsia="Times New Roman" w:hAnsiTheme="majorBidi" w:cstheme="majorBidi"/>
+          <w:sz w:val="24"/>
+          <w:szCs w:val="24"/>
+        </w:rPr>
+        <w:t xml:space="preserve"> pertama (kondisi panas). Hubungkan port keluaran 1 </w:t>
+      </w:r>
+      <w:r>
+        <w:rPr>
+          <w:rFonts w:asciiTheme="majorBidi" w:eastAsia="Times New Roman" w:hAnsiTheme="majorBidi" w:cstheme="majorBidi"/>
+          <w:sz w:val="20"/>
+          <w:szCs w:val="20"/>
+        </w:rPr>
+        <w:t>switch</w:t>
+      </w:r>
+      <w:r>
+        <w:rPr>
+          <w:rFonts w:asciiTheme="majorBidi" w:eastAsia="Times New Roman" w:hAnsiTheme="majorBidi" w:cstheme="majorBidi"/>
+          <w:sz w:val="24"/>
+          <w:szCs w:val="24"/>
+        </w:rPr>
+        <w:t xml:space="preserve"> ke node ini. Name </w:t>
+      </w:r>
+      <w:r>
+        <w:rPr>
+          <w:rFonts w:asciiTheme="majorBidi" w:eastAsia="Times New Roman" w:hAnsiTheme="majorBidi" w:cstheme="majorBidi"/>
+          <w:sz w:val="20"/>
+          <w:szCs w:val="20"/>
+        </w:rPr>
+        <w:t>Nyalakan LED Indikator</w:t>
+      </w:r>
+      <w:r>
+        <w:rPr>
+          <w:rFonts w:asciiTheme="majorBidi" w:eastAsia="Times New Roman" w:hAnsiTheme="majorBidi" w:cstheme="majorBidi"/>
+          <w:sz w:val="24"/>
+          <w:szCs w:val="24"/>
+        </w:rPr>
+        <w:t xml:space="preserve">, Set </w:t>
+      </w:r>
+      <w:proofErr w:type="gramStart"/>
+      <w:r>
+        <w:rPr>
+          <w:rFonts w:asciiTheme="majorBidi" w:eastAsia="Times New Roman" w:hAnsiTheme="majorBidi" w:cstheme="majorBidi"/>
+          <w:sz w:val="20"/>
+          <w:szCs w:val="20"/>
+        </w:rPr>
+        <w:t>msg.payload</w:t>
+      </w:r>
+      <w:proofErr w:type="gramEnd"/>
+      <w:r>
+        <w:rPr>
+          <w:rFonts w:asciiTheme="majorBidi" w:eastAsia="Times New Roman" w:hAnsiTheme="majorBidi" w:cstheme="majorBidi"/>
+          <w:sz w:val="24"/>
+          <w:szCs w:val="24"/>
+        </w:rPr>
+        <w:t xml:space="preserve">, To bertipe JSON dengan isi </w:t>
+      </w:r>
+      <w:r>
+        <w:rPr>
+          <w:rFonts w:asciiTheme="majorBidi" w:eastAsia="Times New Roman" w:hAnsiTheme="majorBidi" w:cstheme="majorBidi"/>
+          <w:sz w:val="20"/>
+          <w:szCs w:val="20"/>
+        </w:rPr>
+        <w:t>{"led": 1}</w:t>
+      </w:r>
+      <w:r>
+        <w:rPr>
+          <w:rFonts w:asciiTheme="majorBidi" w:eastAsia="Times New Roman" w:hAnsiTheme="majorBidi" w:cstheme="majorBidi"/>
+          <w:sz w:val="24"/>
+          <w:szCs w:val="24"/>
+        </w:rPr>
+        <w:t xml:space="preserve">. </w:t>
+      </w:r>
+    </w:p>
+    <w:p>
+      <w:pPr>
+        <w:numPr>
+          <w:ilvl w:val="0"/>
+          <w:numId w:val="4"/>
+        </w:numPr>
+        <w:spacing w:before="100" w:beforeAutospacing="1" w:after="100" w:afterAutospacing="1" w:line="240" w:lineRule="auto"/>
+        <w:rPr>
+          <w:rFonts w:asciiTheme="majorBidi" w:eastAsia="Times New Roman" w:hAnsiTheme="majorBidi" w:cstheme="majorBidi"/>
+          <w:sz w:val="24"/>
+          <w:szCs w:val="24"/>
+        </w:rPr>
+      </w:pPr>
+      <w:r>
+        <w:rPr>
+          <w:rFonts w:asciiTheme="majorBidi" w:eastAsia="Times New Roman" w:hAnsiTheme="majorBidi" w:cstheme="majorBidi"/>
+          <w:sz w:val="24"/>
+          <w:szCs w:val="24"/>
+        </w:rPr>
+        <w:t xml:space="preserve">Membuat node </w:t>
+      </w:r>
+      <w:r>
+        <w:rPr>
+          <w:rFonts w:asciiTheme="majorBidi" w:eastAsia="Times New Roman" w:hAnsiTheme="majorBidi" w:cstheme="majorBidi"/>
+          <w:sz w:val="20"/>
+          <w:szCs w:val="20"/>
+        </w:rPr>
+        <w:t>change</w:t>
+      </w:r>
+      <w:r>
+        <w:rPr>
+          <w:rFonts w:asciiTheme="majorBidi" w:eastAsia="Times New Roman" w:hAnsiTheme="majorBidi" w:cstheme="majorBidi"/>
+          <w:sz w:val="24"/>
+          <w:szCs w:val="24"/>
+        </w:rPr>
+        <w:t xml:space="preserve"> kedua (kondisi normal). Hubungkan port keluaran 2 </w:t>
+      </w:r>
+      <w:r>
+        <w:rPr>
+          <w:rFonts w:asciiTheme="majorBidi" w:eastAsia="Times New Roman" w:hAnsiTheme="majorBidi" w:cstheme="majorBidi"/>
+          <w:sz w:val="20"/>
+          <w:szCs w:val="20"/>
+        </w:rPr>
+        <w:t>switch</w:t>
+      </w:r>
+      <w:r>
+        <w:rPr>
+          <w:rFonts w:asciiTheme="majorBidi" w:eastAsia="Times New Roman" w:hAnsiTheme="majorBidi" w:cstheme="majorBidi"/>
+          <w:sz w:val="24"/>
+          <w:szCs w:val="24"/>
+        </w:rPr>
+        <w:t xml:space="preserve"> ke node ini. Name </w:t>
+      </w:r>
+      <w:r>
+        <w:rPr>
+          <w:rFonts w:asciiTheme="majorBidi" w:eastAsia="Times New Roman" w:hAnsiTheme="majorBidi" w:cstheme="majorBidi"/>
+          <w:sz w:val="20"/>
+          <w:szCs w:val="20"/>
+        </w:rPr>
+        <w:t>Padamkan LED Indikator</w:t>
+      </w:r>
+      <w:r>
+        <w:rPr>
+          <w:rFonts w:asciiTheme="majorBidi" w:eastAsia="Times New Roman" w:hAnsiTheme="majorBidi" w:cstheme="majorBidi"/>
+          <w:sz w:val="24"/>
+          <w:szCs w:val="24"/>
+        </w:rPr>
+        <w:t xml:space="preserve">, Set </w:t>
+      </w:r>
+      <w:proofErr w:type="gramStart"/>
+      <w:r>
+        <w:rPr>
+          <w:rFonts w:asciiTheme="majorBidi" w:eastAsia="Times New Roman" w:hAnsiTheme="majorBidi" w:cstheme="majorBidi"/>
+          <w:sz w:val="20"/>
+          <w:szCs w:val="20"/>
+        </w:rPr>
+        <w:t>msg.payload</w:t>
+      </w:r>
+      <w:proofErr w:type="gramEnd"/>
+      <w:r>
+        <w:rPr>
+          <w:rFonts w:asciiTheme="majorBidi" w:eastAsia="Times New Roman" w:hAnsiTheme="majorBidi" w:cstheme="majorBidi"/>
+          <w:sz w:val="24"/>
+          <w:szCs w:val="24"/>
+        </w:rPr>
+        <w:t xml:space="preserve">, To bertipe JSON dengan isi </w:t>
+      </w:r>
+      <w:r>
+        <w:rPr>
+          <w:rFonts w:asciiTheme="majorBidi" w:eastAsia="Times New Roman" w:hAnsiTheme="majorBidi" w:cstheme="majorBidi"/>
+          <w:sz w:val="20"/>
+          <w:szCs w:val="20"/>
+        </w:rPr>
+        <w:t>{"led": 0}</w:t>
+      </w:r>
+      <w:r>
+        <w:rPr>
+          <w:rFonts w:asciiTheme="majorBidi" w:eastAsia="Times New Roman" w:hAnsiTheme="majorBidi" w:cstheme="majorBidi"/>
+          <w:sz w:val="24"/>
+          <w:szCs w:val="24"/>
+        </w:rPr>
+        <w:t xml:space="preserve">. </w:t>
+      </w:r>
+    </w:p>
+    <w:p>
+      <w:pPr>
+        <w:numPr>
+          <w:ilvl w:val="0"/>
+          <w:numId w:val="4"/>
+        </w:numPr>
+        <w:spacing w:before="100" w:beforeAutospacing="1" w:after="100" w:afterAutospacing="1" w:line="240" w:lineRule="auto"/>
+        <w:rPr>
+          <w:rFonts w:asciiTheme="majorBidi" w:eastAsia="Times New Roman" w:hAnsiTheme="majorBidi" w:cstheme="majorBidi"/>
+          <w:sz w:val="24"/>
+          <w:szCs w:val="24"/>
+        </w:rPr>
+      </w:pPr>
+      <w:r>
+        <w:rPr>
+          <w:rFonts w:asciiTheme="majorBidi" w:eastAsia="Times New Roman" w:hAnsiTheme="majorBidi" w:cstheme="majorBidi"/>
+          <w:sz w:val="24"/>
+          <w:szCs w:val="24"/>
+        </w:rPr>
+        <w:t xml:space="preserve">Menambahkan node </w:t>
+      </w:r>
+      <w:r>
+        <w:rPr>
+          <w:rFonts w:asciiTheme="majorBidi" w:eastAsia="Times New Roman" w:hAnsiTheme="majorBidi" w:cstheme="majorBidi"/>
+          <w:sz w:val="20"/>
+          <w:szCs w:val="20"/>
+        </w:rPr>
+        <w:t>mqtt out</w:t>
+      </w:r>
+      <w:r>
+        <w:rPr>
+          <w:rFonts w:asciiTheme="majorBidi" w:eastAsia="Times New Roman" w:hAnsiTheme="majorBidi" w:cstheme="majorBidi"/>
+          <w:sz w:val="24"/>
+          <w:szCs w:val="24"/>
+        </w:rPr>
+        <w:t xml:space="preserve"> dari kategori network, lalu hubungkan keluaran kedua node </w:t>
+      </w:r>
+      <w:r>
+        <w:rPr>
+          <w:rFonts w:asciiTheme="majorBidi" w:eastAsia="Times New Roman" w:hAnsiTheme="majorBidi" w:cstheme="majorBidi"/>
+          <w:sz w:val="20"/>
+          <w:szCs w:val="20"/>
+        </w:rPr>
+        <w:t>change</w:t>
+      </w:r>
+      <w:r>
+        <w:rPr>
+          <w:rFonts w:asciiTheme="majorBidi" w:eastAsia="Times New Roman" w:hAnsiTheme="majorBidi" w:cstheme="majorBidi"/>
+          <w:sz w:val="24"/>
+          <w:szCs w:val="24"/>
+        </w:rPr>
+        <w:t xml:space="preserve"> ke masukannya. Server </w:t>
+      </w:r>
+      <w:r>
+        <w:rPr>
+          <w:rFonts w:asciiTheme="majorBidi" w:eastAsia="Times New Roman" w:hAnsiTheme="majorBidi" w:cstheme="majorBidi"/>
+          <w:sz w:val="20"/>
+          <w:szCs w:val="20"/>
+        </w:rPr>
+        <w:t>Mosquitto Local</w:t>
+      </w:r>
+      <w:r>
+        <w:rPr>
+          <w:rFonts w:asciiTheme="majorBidi" w:eastAsia="Times New Roman" w:hAnsiTheme="majorBidi" w:cstheme="majorBidi"/>
+          <w:sz w:val="24"/>
+          <w:szCs w:val="24"/>
+        </w:rPr>
+        <w:t xml:space="preserve">, Topic </w:t>
+      </w:r>
+      <w:r>
+        <w:rPr>
+          <w:rFonts w:asciiTheme="majorBidi" w:eastAsia="Times New Roman" w:hAnsiTheme="majorBidi" w:cstheme="majorBidi"/>
+          <w:sz w:val="20"/>
+          <w:szCs w:val="20"/>
+        </w:rPr>
+        <w:t>kampus/labiot/kendali</w:t>
+      </w:r>
+      <w:r>
+        <w:rPr>
+          <w:rFonts w:asciiTheme="majorBidi" w:eastAsia="Times New Roman" w:hAnsiTheme="majorBidi" w:cstheme="majorBidi"/>
+          <w:sz w:val="24"/>
+          <w:szCs w:val="24"/>
+        </w:rPr>
+        <w:t xml:space="preserve">, QoS </w:t>
+      </w:r>
+      <w:r>
+        <w:rPr>
+          <w:rFonts w:asciiTheme="majorBidi" w:eastAsia="Times New Roman" w:hAnsiTheme="majorBidi" w:cstheme="majorBidi"/>
+          <w:sz w:val="20"/>
+          <w:szCs w:val="20"/>
+        </w:rPr>
+        <w:t>0</w:t>
+      </w:r>
+      <w:r>
+        <w:rPr>
+          <w:rFonts w:asciiTheme="majorBidi" w:eastAsia="Times New Roman" w:hAnsiTheme="majorBidi" w:cstheme="majorBidi"/>
+          <w:sz w:val="24"/>
+          <w:szCs w:val="24"/>
+        </w:rPr>
+        <w:t xml:space="preserve">, Retain </w:t>
+      </w:r>
+      <w:r>
+        <w:rPr>
+          <w:rFonts w:asciiTheme="majorBidi" w:eastAsia="Times New Roman" w:hAnsiTheme="majorBidi" w:cstheme="majorBidi"/>
+          <w:sz w:val="20"/>
+          <w:szCs w:val="20"/>
+        </w:rPr>
+        <w:t>false</w:t>
+      </w:r>
+      <w:r>
+        <w:rPr>
+          <w:rFonts w:asciiTheme="majorBidi" w:eastAsia="Times New Roman" w:hAnsiTheme="majorBidi" w:cstheme="majorBidi"/>
+          <w:sz w:val="24"/>
+          <w:szCs w:val="24"/>
+        </w:rPr>
+        <w:t xml:space="preserve">. </w:t>
+      </w:r>
+    </w:p>
+    <w:p>
+      <w:pPr>
+        <w:numPr>
+          <w:ilvl w:val="0"/>
+          <w:numId w:val="4"/>
+        </w:numPr>
+        <w:spacing w:before="100" w:beforeAutospacing="1" w:after="100" w:afterAutospacing="1" w:line="240" w:lineRule="auto"/>
+        <w:rPr>
+          <w:rFonts w:asciiTheme="majorBidi" w:eastAsia="Times New Roman" w:hAnsiTheme="majorBidi" w:cstheme="majorBidi"/>
+          <w:sz w:val="24"/>
+          <w:szCs w:val="24"/>
+        </w:rPr>
+      </w:pPr>
+      <w:r>
+        <w:rPr>
+          <w:rFonts w:asciiTheme="majorBidi" w:eastAsia="Times New Roman" w:hAnsiTheme="majorBidi" w:cstheme="majorBidi"/>
+          <w:sz w:val="24"/>
+          <w:szCs w:val="24"/>
+        </w:rPr>
+        <w:t xml:space="preserve">Menekan Deploy. Pastikan indikator </w:t>
+      </w:r>
+      <w:r>
+        <w:rPr>
+          <w:rFonts w:asciiTheme="majorBidi" w:eastAsia="Times New Roman" w:hAnsiTheme="majorBidi" w:cstheme="majorBidi"/>
+          <w:sz w:val="20"/>
+          <w:szCs w:val="20"/>
+        </w:rPr>
+        <w:t>mqtt in</w:t>
+      </w:r>
+      <w:r>
+        <w:rPr>
+          <w:rFonts w:asciiTheme="majorBidi" w:eastAsia="Times New Roman" w:hAnsiTheme="majorBidi" w:cstheme="majorBidi"/>
+          <w:sz w:val="24"/>
+          <w:szCs w:val="24"/>
+        </w:rPr>
+        <w:t xml:space="preserve"> dan </w:t>
+      </w:r>
+      <w:r>
+        <w:rPr>
+          <w:rFonts w:asciiTheme="majorBidi" w:eastAsia="Times New Roman" w:hAnsiTheme="majorBidi" w:cstheme="majorBidi"/>
+          <w:sz w:val="20"/>
+          <w:szCs w:val="20"/>
+        </w:rPr>
+        <w:t>mqtt out</w:t>
+      </w:r>
+      <w:r>
+        <w:rPr>
+          <w:rFonts w:asciiTheme="majorBidi" w:eastAsia="Times New Roman" w:hAnsiTheme="majorBidi" w:cstheme="majorBidi"/>
+          <w:sz w:val="24"/>
+          <w:szCs w:val="24"/>
+        </w:rPr>
+        <w:t xml:space="preserve"> berstatus </w:t>
+      </w:r>
+      <w:r>
+        <w:rPr>
+          <w:rFonts w:asciiTheme="majorBidi" w:eastAsia="Times New Roman" w:hAnsiTheme="majorBidi" w:cstheme="majorBidi"/>
+          <w:sz w:val="20"/>
+          <w:szCs w:val="20"/>
+        </w:rPr>
+        <w:t>connected</w:t>
+      </w:r>
+      <w:r>
+        <w:rPr>
+          <w:rFonts w:asciiTheme="majorBidi" w:eastAsia="Times New Roman" w:hAnsiTheme="majorBidi" w:cstheme="majorBidi"/>
+          <w:sz w:val="24"/>
+          <w:szCs w:val="24"/>
+        </w:rPr>
+        <w:t>. Screenshot alur lengkap.</w:t>
+      </w:r>
+    </w:p>
+    <w:p>
+      <w:pPr>
+        <w:numPr>
+          <w:ilvl w:val="0"/>
+          <w:numId w:val="4"/>
+        </w:numPr>
+        <w:spacing w:before="100" w:beforeAutospacing="1" w:after="100" w:afterAutospacing="1" w:line="240" w:lineRule="auto"/>
+        <w:rPr>
+          <w:rFonts w:asciiTheme="majorBidi" w:eastAsia="Times New Roman" w:hAnsiTheme="majorBidi" w:cstheme="majorBidi"/>
+          <w:sz w:val="24"/>
+          <w:szCs w:val="24"/>
+        </w:rPr>
+      </w:pPr>
+      <w:r>
+        <w:rPr>
+          <w:rFonts w:asciiTheme="majorBidi" w:eastAsia="Times New Roman" w:hAnsiTheme="majorBidi" w:cstheme="majorBidi"/>
+          <w:sz w:val="24"/>
+          <w:szCs w:val="24"/>
+        </w:rPr>
+        <w:t xml:space="preserve">Mengamati kondisi awal. Saat suhu ruangan 31 °C atau kurang, LED padam. </w:t>
+      </w:r>
+    </w:p>
+    <w:p>
+      <w:pPr>
+        <w:numPr>
+          <w:ilvl w:val="0"/>
+          <w:numId w:val="4"/>
+        </w:numPr>
+        <w:spacing w:before="100" w:beforeAutospacing="1" w:after="100" w:afterAutospacing="1" w:line="240" w:lineRule="auto"/>
+        <w:rPr>
+          <w:rFonts w:asciiTheme="majorBidi" w:eastAsia="Times New Roman" w:hAnsiTheme="majorBidi" w:cstheme="majorBidi"/>
+          <w:sz w:val="24"/>
+          <w:szCs w:val="24"/>
+        </w:rPr>
+      </w:pPr>
+      <w:r>
+        <w:rPr>
+          <w:rFonts w:asciiTheme="majorBidi" w:eastAsia="Times New Roman" w:hAnsiTheme="majorBidi" w:cstheme="majorBidi"/>
+          <w:sz w:val="24"/>
+          <w:szCs w:val="24"/>
+        </w:rPr>
+        <w:t xml:space="preserve">Menguji kondisi panas. Tempelkan jari atau hembuskan napas hangat ke sensor DHT sampai suhu melewati 31 °C. LED menyala, dan Serial Monitor menampilkan </w:t>
+      </w:r>
+      <w:r>
+        <w:rPr>
+          <w:rFonts w:asciiTheme="majorBidi" w:eastAsia="Times New Roman" w:hAnsiTheme="majorBidi" w:cstheme="majorBidi"/>
+          <w:sz w:val="20"/>
+          <w:szCs w:val="20"/>
+        </w:rPr>
+        <w:t>[INSTRUKSI MASUK]</w:t>
+      </w:r>
+      <w:r>
+        <w:rPr>
+          <w:rFonts w:asciiTheme="majorBidi" w:eastAsia="Times New Roman" w:hAnsiTheme="majorBidi" w:cstheme="majorBidi"/>
+          <w:sz w:val="24"/>
+          <w:szCs w:val="24"/>
+        </w:rPr>
+        <w:t xml:space="preserve"> dengan </w:t>
+      </w:r>
+      <w:r>
+        <w:rPr>
+          <w:rFonts w:asciiTheme="majorBidi" w:eastAsia="Times New Roman" w:hAnsiTheme="majorBidi" w:cstheme="majorBidi"/>
+          <w:sz w:val="20"/>
+          <w:szCs w:val="20"/>
+        </w:rPr>
+        <w:t>{"led":1}</w:t>
+      </w:r>
+      <w:r>
+        <w:rPr>
+          <w:rFonts w:asciiTheme="majorBidi" w:eastAsia="Times New Roman" w:hAnsiTheme="majorBidi" w:cstheme="majorBidi"/>
+          <w:sz w:val="24"/>
+          <w:szCs w:val="24"/>
+        </w:rPr>
+        <w:t xml:space="preserve"> serta </w:t>
+      </w:r>
+      <w:r>
+        <w:rPr>
+          <w:rFonts w:asciiTheme="majorBidi" w:eastAsia="Times New Roman" w:hAnsiTheme="majorBidi" w:cstheme="majorBidi"/>
+          <w:sz w:val="20"/>
+          <w:szCs w:val="20"/>
+        </w:rPr>
+        <w:t>MENYALA (ON)</w:t>
+      </w:r>
+      <w:r>
+        <w:rPr>
+          <w:rFonts w:asciiTheme="majorBidi" w:eastAsia="Times New Roman" w:hAnsiTheme="majorBidi" w:cstheme="majorBidi"/>
+          <w:sz w:val="24"/>
+          <w:szCs w:val="24"/>
+        </w:rPr>
+        <w:t xml:space="preserve">. Foto LED menyala dan </w:t>
+      </w:r>
+    </w:p>
+    <w:p>
+      <w:pPr>
+        <w:numPr>
+          <w:ilvl w:val="0"/>
+          <w:numId w:val="4"/>
+        </w:numPr>
+        <w:spacing w:before="100" w:beforeAutospacing="1" w:after="100" w:afterAutospacing="1" w:line="240" w:lineRule="auto"/>
         <w:rPr>
           <w:rFonts w:asciiTheme="majorBidi" w:eastAsia="Times New Roman" w:hAnsiTheme="majorBidi" w:cstheme="majorBidi"/>
           <w:sz w:val="24"/>
@@ -2737,11 +2713,29 @@
           <w:szCs w:val="24"/>
         </w:rPr>
         <w:lastRenderedPageBreak/>
+        <w:t xml:space="preserve">Menguji kembali ke normal. Lepaskan jari sampai suhu turun ke 31 °C atau kurang. LED padam otomatis. </w:t>
+      </w:r>
+    </w:p>
+    <w:p>
+      <w:pPr>
+        <w:spacing w:before="100" w:beforeAutospacing="1" w:after="100" w:afterAutospacing="1" w:line="240" w:lineRule="auto"/>
+        <w:rPr>
+          <w:rFonts w:asciiTheme="majorBidi" w:eastAsia="Times New Roman" w:hAnsiTheme="majorBidi" w:cstheme="majorBidi"/>
+          <w:sz w:val="24"/>
+          <w:szCs w:val="24"/>
+        </w:rPr>
+      </w:pPr>
+      <w:r>
+        <w:rPr>
+          <w:rFonts w:asciiTheme="majorBidi" w:eastAsia="Times New Roman" w:hAnsiTheme="majorBidi" w:cstheme="majorBidi"/>
+          <w:sz w:val="24"/>
+          <w:szCs w:val="24"/>
+        </w:rPr>
         <w:drawing>
-          <wp:inline distT="0" distB="0" distL="0" distR="0" wp14:anchorId="304FB1D5" wp14:editId="5477E2AD">
-            <wp:extent cx="4353533" cy="5001323"/>
+          <wp:inline distT="0" distB="0" distL="0" distR="0" wp14:anchorId="0848EF3E" wp14:editId="75DAA449">
+            <wp:extent cx="4105848" cy="5039428"/>
             <wp:effectExtent l="0" t="0" r="9525" b="8890"/>
-            <wp:docPr id="15" name="Picture 15"/>
+            <wp:docPr id="14" name="Picture 14"/>
             <wp:cNvGraphicFramePr>
               <a:graphicFrameLocks xmlns:a="http://schemas.openxmlformats.org/drawingml/2006/main" noChangeAspect="1"/>
             </wp:cNvGraphicFramePr>
@@ -2761,7 +2755,7 @@
                   <pic:spPr>
                     <a:xfrm>
                       <a:off x="0" y="0"/>
-                      <a:ext cx="4353533" cy="5001323"/>
+                      <a:ext cx="4105848" cy="5039428"/>
                     </a:xfrm>
                     <a:prstGeom prst="rect">
                       <a:avLst/>
@@ -2791,10 +2785,10 @@
         </w:rPr>
         <w:lastRenderedPageBreak/>
         <w:drawing>
-          <wp:inline distT="0" distB="0" distL="0" distR="0" wp14:anchorId="347C188D" wp14:editId="3A57DAF0">
-            <wp:extent cx="4363059" cy="5010849"/>
-            <wp:effectExtent l="0" t="0" r="0" b="0"/>
-            <wp:docPr id="16" name="Picture 16"/>
+          <wp:inline distT="0" distB="0" distL="0" distR="0" wp14:anchorId="304FB1D5" wp14:editId="5477E2AD">
+            <wp:extent cx="4353533" cy="5001323"/>
+            <wp:effectExtent l="0" t="0" r="9525" b="8890"/>
+            <wp:docPr id="15" name="Picture 15"/>
             <wp:cNvGraphicFramePr>
               <a:graphicFrameLocks xmlns:a="http://schemas.openxmlformats.org/drawingml/2006/main" noChangeAspect="1"/>
             </wp:cNvGraphicFramePr>
@@ -2814,7 +2808,7 @@
                   <pic:spPr>
                     <a:xfrm>
                       <a:off x="0" y="0"/>
-                      <a:ext cx="4363059" cy="5010849"/>
+                      <a:ext cx="4353533" cy="5001323"/>
                     </a:xfrm>
                     <a:prstGeom prst="rect">
                       <a:avLst/>
@@ -2844,10 +2838,10 @@
         </w:rPr>
         <w:lastRenderedPageBreak/>
         <w:drawing>
-          <wp:inline distT="0" distB="0" distL="0" distR="0" wp14:anchorId="58CDFB66" wp14:editId="49D165F7">
-            <wp:extent cx="4372585" cy="5058481"/>
-            <wp:effectExtent l="0" t="0" r="9525" b="8890"/>
-            <wp:docPr id="17" name="Picture 17"/>
+          <wp:inline distT="0" distB="0" distL="0" distR="0" wp14:anchorId="347C188D" wp14:editId="3A57DAF0">
+            <wp:extent cx="4363059" cy="5010849"/>
+            <wp:effectExtent l="0" t="0" r="0" b="0"/>
+            <wp:docPr id="16" name="Picture 16"/>
             <wp:cNvGraphicFramePr>
               <a:graphicFrameLocks xmlns:a="http://schemas.openxmlformats.org/drawingml/2006/main" noChangeAspect="1"/>
             </wp:cNvGraphicFramePr>
@@ -2867,7 +2861,7 @@
                   <pic:spPr>
                     <a:xfrm>
                       <a:off x="0" y="0"/>
-                      <a:ext cx="4372585" cy="5058481"/>
+                      <a:ext cx="4363059" cy="5010849"/>
                     </a:xfrm>
                     <a:prstGeom prst="rect">
                       <a:avLst/>
@@ -2897,10 +2891,10 @@
         </w:rPr>
         <w:lastRenderedPageBreak/>
         <w:drawing>
-          <wp:inline distT="0" distB="0" distL="0" distR="0" wp14:anchorId="4C91C5FB" wp14:editId="628DBBF5">
-            <wp:extent cx="4372585" cy="4982270"/>
+          <wp:inline distT="0" distB="0" distL="0" distR="0" wp14:anchorId="58CDFB66" wp14:editId="49D165F7">
+            <wp:extent cx="4372585" cy="5058481"/>
             <wp:effectExtent l="0" t="0" r="9525" b="8890"/>
-            <wp:docPr id="18" name="Picture 18"/>
+            <wp:docPr id="17" name="Picture 17"/>
             <wp:cNvGraphicFramePr>
               <a:graphicFrameLocks xmlns:a="http://schemas.openxmlformats.org/drawingml/2006/main" noChangeAspect="1"/>
             </wp:cNvGraphicFramePr>
@@ -2920,7 +2914,7 @@
                   <pic:spPr>
                     <a:xfrm>
                       <a:off x="0" y="0"/>
-                      <a:ext cx="4372585" cy="4982270"/>
+                      <a:ext cx="4372585" cy="5058481"/>
                     </a:xfrm>
                     <a:prstGeom prst="rect">
                       <a:avLst/>
@@ -2950,10 +2944,10 @@
         </w:rPr>
         <w:lastRenderedPageBreak/>
         <w:drawing>
-          <wp:inline distT="0" distB="0" distL="0" distR="0" wp14:anchorId="7B188A85" wp14:editId="2AD167B0">
-            <wp:extent cx="2600688" cy="4001058"/>
-            <wp:effectExtent l="0" t="0" r="9525" b="0"/>
-            <wp:docPr id="19" name="Picture 19"/>
+          <wp:inline distT="0" distB="0" distL="0" distR="0" wp14:anchorId="4C91C5FB" wp14:editId="628DBBF5">
+            <wp:extent cx="4372585" cy="4982270"/>
+            <wp:effectExtent l="0" t="0" r="9525" b="8890"/>
+            <wp:docPr id="18" name="Picture 18"/>
             <wp:cNvGraphicFramePr>
               <a:graphicFrameLocks xmlns:a="http://schemas.openxmlformats.org/drawingml/2006/main" noChangeAspect="1"/>
             </wp:cNvGraphicFramePr>
@@ -2973,7 +2967,7 @@
                   <pic:spPr>
                     <a:xfrm>
                       <a:off x="0" y="0"/>
-                      <a:ext cx="2600688" cy="4001058"/>
+                      <a:ext cx="4372585" cy="4982270"/>
                     </a:xfrm>
                     <a:prstGeom prst="rect">
                       <a:avLst/>
@@ -3001,11 +2995,12 @@
           <w:sz w:val="24"/>
           <w:szCs w:val="24"/>
         </w:rPr>
+        <w:lastRenderedPageBreak/>
         <w:drawing>
-          <wp:inline distT="0" distB="0" distL="0" distR="0" wp14:anchorId="4E6CD8C7" wp14:editId="65F0DF07">
-            <wp:extent cx="5943600" cy="2072640"/>
-            <wp:effectExtent l="0" t="0" r="0" b="0"/>
-            <wp:docPr id="20" name="Picture 20"/>
+          <wp:inline distT="0" distB="0" distL="0" distR="0" wp14:anchorId="7B188A85" wp14:editId="2AD167B0">
+            <wp:extent cx="2600688" cy="4001058"/>
+            <wp:effectExtent l="0" t="0" r="9525" b="0"/>
+            <wp:docPr id="19" name="Picture 19"/>
             <wp:cNvGraphicFramePr>
               <a:graphicFrameLocks xmlns:a="http://schemas.openxmlformats.org/drawingml/2006/main" noChangeAspect="1"/>
             </wp:cNvGraphicFramePr>
@@ -3025,6 +3020,58 @@
                   <pic:spPr>
                     <a:xfrm>
                       <a:off x="0" y="0"/>
+                      <a:ext cx="2600688" cy="4001058"/>
+                    </a:xfrm>
+                    <a:prstGeom prst="rect">
+                      <a:avLst/>
+                    </a:prstGeom>
+                  </pic:spPr>
+                </pic:pic>
+              </a:graphicData>
+            </a:graphic>
+          </wp:inline>
+        </w:drawing>
+      </w:r>
+    </w:p>
+    <w:p>
+      <w:pPr>
+        <w:spacing w:before="100" w:beforeAutospacing="1" w:after="100" w:afterAutospacing="1" w:line="240" w:lineRule="auto"/>
+        <w:rPr>
+          <w:rFonts w:asciiTheme="majorBidi" w:eastAsia="Times New Roman" w:hAnsiTheme="majorBidi" w:cstheme="majorBidi"/>
+          <w:sz w:val="24"/>
+          <w:szCs w:val="24"/>
+        </w:rPr>
+      </w:pPr>
+      <w:r>
+        <w:rPr>
+          <w:rFonts w:asciiTheme="majorBidi" w:eastAsia="Times New Roman" w:hAnsiTheme="majorBidi" w:cstheme="majorBidi"/>
+          <w:sz w:val="24"/>
+          <w:szCs w:val="24"/>
+        </w:rPr>
+        <w:drawing>
+          <wp:inline distT="0" distB="0" distL="0" distR="0" wp14:anchorId="4E6CD8C7" wp14:editId="65F0DF07">
+            <wp:extent cx="5943600" cy="2072640"/>
+            <wp:effectExtent l="0" t="0" r="0" b="0"/>
+            <wp:docPr id="20" name="Picture 20"/>
+            <wp:cNvGraphicFramePr>
+              <a:graphicFrameLocks xmlns:a="http://schemas.openxmlformats.org/drawingml/2006/main" noChangeAspect="1"/>
+            </wp:cNvGraphicFramePr>
+            <a:graphic xmlns:a="http://schemas.openxmlformats.org/drawingml/2006/main">
+              <a:graphicData uri="http://schemas.openxmlformats.org/drawingml/2006/picture">
+                <pic:pic xmlns:pic="http://schemas.openxmlformats.org/drawingml/2006/picture">
+                  <pic:nvPicPr>
+                    <pic:cNvPr id="1" name=""/>
+                    <pic:cNvPicPr/>
+                  </pic:nvPicPr>
+                  <pic:blipFill>
+                    <a:blip r:embed="rId25"/>
+                    <a:stretch>
+                      <a:fillRect/>
+                    </a:stretch>
+                  </pic:blipFill>
+                  <pic:spPr>
+                    <a:xfrm>
+                      <a:off x="0" y="0"/>
                       <a:ext cx="5943600" cy="2072640"/>
                     </a:xfrm>
                     <a:prstGeom prst="rect">
@@ -3931,8 +3978,6 @@
         </w:rPr>
         <w:t>return null;</w:t>
       </w:r>
-      <w:bookmarkStart w:id="0" w:name="_GoBack"/>
-      <w:bookmarkEnd w:id="0"/>
     </w:p>
     <w:p>
       <w:pPr>
@@ -3964,7 +4009,7 @@
                     <pic:cNvPicPr/>
                   </pic:nvPicPr>
                   <pic:blipFill>
-                    <a:blip r:embed="rId25"/>
+                    <a:blip r:embed="rId26"/>
                     <a:stretch>
                       <a:fillRect/>
                     </a:stretch>
